--- a/Version/Note Thay đổi giữa các Version FPGA.docx
+++ b/Version/Note Thay đổi giữa các Version FPGA.docx
@@ -15,9 +15,67 @@
           <w:numId w:val="1"/>
         </w:numPr>
       </w:pPr>
-      <w:r>
-        <w:t>Mạch điều khiển bình thường, chu kỳ (Duty Cycle) bình thường</w:t>
-      </w:r>
+      <w:proofErr w:type="spellStart"/>
+      <w:r>
+        <w:t>Mạch</w:t>
+      </w:r>
+      <w:proofErr w:type="spellEnd"/>
+      <w:r>
+        <w:t xml:space="preserve"> </w:t>
+      </w:r>
+      <w:proofErr w:type="spellStart"/>
+      <w:r>
+        <w:t>điều</w:t>
+      </w:r>
+      <w:proofErr w:type="spellEnd"/>
+      <w:r>
+        <w:t xml:space="preserve"> </w:t>
+      </w:r>
+      <w:proofErr w:type="spellStart"/>
+      <w:r>
+        <w:t>khiển</w:t>
+      </w:r>
+      <w:proofErr w:type="spellEnd"/>
+      <w:r>
+        <w:t xml:space="preserve"> </w:t>
+      </w:r>
+      <w:proofErr w:type="spellStart"/>
+      <w:r>
+        <w:t>bình</w:t>
+      </w:r>
+      <w:proofErr w:type="spellEnd"/>
+      <w:r>
+        <w:t xml:space="preserve"> </w:t>
+      </w:r>
+      <w:proofErr w:type="spellStart"/>
+      <w:r>
+        <w:t>thường</w:t>
+      </w:r>
+      <w:proofErr w:type="spellEnd"/>
+      <w:r>
+        <w:t xml:space="preserve">, chu </w:t>
+      </w:r>
+      <w:proofErr w:type="spellStart"/>
+      <w:r>
+        <w:t>kỳ</w:t>
+      </w:r>
+      <w:proofErr w:type="spellEnd"/>
+      <w:r>
+        <w:t xml:space="preserve"> (Duty Cycle) </w:t>
+      </w:r>
+      <w:proofErr w:type="spellStart"/>
+      <w:r>
+        <w:t>bình</w:t>
+      </w:r>
+      <w:proofErr w:type="spellEnd"/>
+      <w:r>
+        <w:t xml:space="preserve"> </w:t>
+      </w:r>
+      <w:proofErr w:type="spellStart"/>
+      <w:r>
+        <w:t>thường</w:t>
+      </w:r>
+      <w:proofErr w:type="spellEnd"/>
     </w:p>
     <w:p>
       <w:r>
@@ -76,8 +134,101 @@
         </w:numPr>
       </w:pPr>
       <w:r>
-        <w:t>Thay đổi lại chu kỳ vì mạch đi qua opto nên chu kỳ bị đảo ngược</w:t>
-      </w:r>
+        <w:t xml:space="preserve">Thay </w:t>
+      </w:r>
+      <w:proofErr w:type="spellStart"/>
+      <w:r>
+        <w:t>đổi</w:t>
+      </w:r>
+      <w:proofErr w:type="spellEnd"/>
+      <w:r>
+        <w:t xml:space="preserve"> </w:t>
+      </w:r>
+      <w:proofErr w:type="spellStart"/>
+      <w:r>
+        <w:t>lại</w:t>
+      </w:r>
+      <w:proofErr w:type="spellEnd"/>
+      <w:r>
+        <w:t xml:space="preserve"> chu </w:t>
+      </w:r>
+      <w:proofErr w:type="spellStart"/>
+      <w:r>
+        <w:t>kỳ</w:t>
+      </w:r>
+      <w:proofErr w:type="spellEnd"/>
+      <w:r>
+        <w:t xml:space="preserve"> </w:t>
+      </w:r>
+      <w:proofErr w:type="spellStart"/>
+      <w:r>
+        <w:t>vì</w:t>
+      </w:r>
+      <w:proofErr w:type="spellEnd"/>
+      <w:r>
+        <w:t xml:space="preserve"> </w:t>
+      </w:r>
+      <w:proofErr w:type="spellStart"/>
+      <w:r>
+        <w:t>mạch</w:t>
+      </w:r>
+      <w:proofErr w:type="spellEnd"/>
+      <w:r>
+        <w:t xml:space="preserve"> </w:t>
+      </w:r>
+      <w:proofErr w:type="spellStart"/>
+      <w:r>
+        <w:t>đi</w:t>
+      </w:r>
+      <w:proofErr w:type="spellEnd"/>
+      <w:r>
+        <w:t xml:space="preserve"> qua </w:t>
+      </w:r>
+      <w:proofErr w:type="spellStart"/>
+      <w:r>
+        <w:t>opto</w:t>
+      </w:r>
+      <w:proofErr w:type="spellEnd"/>
+      <w:r>
+        <w:t xml:space="preserve"> </w:t>
+      </w:r>
+      <w:proofErr w:type="spellStart"/>
+      <w:r>
+        <w:t>nên</w:t>
+      </w:r>
+      <w:proofErr w:type="spellEnd"/>
+      <w:r>
+        <w:t xml:space="preserve"> chu </w:t>
+      </w:r>
+      <w:proofErr w:type="spellStart"/>
+      <w:r>
+        <w:t>kỳ</w:t>
+      </w:r>
+      <w:proofErr w:type="spellEnd"/>
+      <w:r>
+        <w:t xml:space="preserve"> </w:t>
+      </w:r>
+      <w:proofErr w:type="spellStart"/>
+      <w:r>
+        <w:t>bị</w:t>
+      </w:r>
+      <w:proofErr w:type="spellEnd"/>
+      <w:r>
+        <w:t xml:space="preserve"> </w:t>
+      </w:r>
+      <w:proofErr w:type="spellStart"/>
+      <w:r>
+        <w:t>đảo</w:t>
+      </w:r>
+      <w:proofErr w:type="spellEnd"/>
+      <w:r>
+        <w:t xml:space="preserve"> </w:t>
+      </w:r>
+      <w:proofErr w:type="spellStart"/>
+      <w:r>
+        <w:t>ngược</w:t>
+      </w:r>
+      <w:proofErr w:type="spellEnd"/>
     </w:p>
     <w:p>
       <w:pPr>
@@ -88,7 +239,15 @@
         </w:numPr>
       </w:pPr>
       <w:r>
-        <w:t xml:space="preserve">VD Duty Cycle 10% + Opto </w:t>
+        <w:t xml:space="preserve">VD Duty Cycle 10% + </w:t>
+      </w:r>
+      <w:proofErr w:type="spellStart"/>
+      <w:r>
+        <w:t>Opto</w:t>
+      </w:r>
+      <w:proofErr w:type="spellEnd"/>
+      <w:r>
+        <w:t xml:space="preserve"> </w:t>
       </w:r>
       <w:r>
         <w:sym w:font="Wingdings" w:char="F0E0"/>
@@ -100,8 +259,45 @@
         <w:sym w:font="Wingdings" w:char="F0E0"/>
       </w:r>
       <w:r>
-        <w:t xml:space="preserve"> Bị đảo ngược, nguy hiểm</w:t>
-      </w:r>
+        <w:t xml:space="preserve"> </w:t>
+      </w:r>
+      <w:proofErr w:type="spellStart"/>
+      <w:r>
+        <w:t>Bị</w:t>
+      </w:r>
+      <w:proofErr w:type="spellEnd"/>
+      <w:r>
+        <w:t xml:space="preserve"> </w:t>
+      </w:r>
+      <w:proofErr w:type="spellStart"/>
+      <w:r>
+        <w:t>đảo</w:t>
+      </w:r>
+      <w:proofErr w:type="spellEnd"/>
+      <w:r>
+        <w:t xml:space="preserve"> </w:t>
+      </w:r>
+      <w:proofErr w:type="spellStart"/>
+      <w:r>
+        <w:t>ngược</w:t>
+      </w:r>
+      <w:proofErr w:type="spellEnd"/>
+      <w:r>
+        <w:t xml:space="preserve">, </w:t>
+      </w:r>
+      <w:proofErr w:type="spellStart"/>
+      <w:r>
+        <w:t>nguy</w:t>
+      </w:r>
+      <w:proofErr w:type="spellEnd"/>
+      <w:r>
+        <w:t xml:space="preserve"> </w:t>
+      </w:r>
+      <w:proofErr w:type="spellStart"/>
+      <w:r>
+        <w:t>hiểm</w:t>
+      </w:r>
+      <w:proofErr w:type="spellEnd"/>
     </w:p>
     <w:p>
       <w:pPr>
@@ -112,7 +308,63 @@
         </w:numPr>
       </w:pPr>
       <w:r>
-        <w:t xml:space="preserve">Phương án: đảo ngược lại chu kỳ LOW – HIGH (0 – 1) là xong </w:t>
+        <w:t xml:space="preserve">Phương </w:t>
+      </w:r>
+      <w:proofErr w:type="spellStart"/>
+      <w:r>
+        <w:t>án</w:t>
+      </w:r>
+      <w:proofErr w:type="spellEnd"/>
+      <w:r>
+        <w:t xml:space="preserve">: </w:t>
+      </w:r>
+      <w:proofErr w:type="spellStart"/>
+      <w:r>
+        <w:t>đảo</w:t>
+      </w:r>
+      <w:proofErr w:type="spellEnd"/>
+      <w:r>
+        <w:t xml:space="preserve"> </w:t>
+      </w:r>
+      <w:proofErr w:type="spellStart"/>
+      <w:r>
+        <w:t>ngược</w:t>
+      </w:r>
+      <w:proofErr w:type="spellEnd"/>
+      <w:r>
+        <w:t xml:space="preserve"> </w:t>
+      </w:r>
+      <w:proofErr w:type="spellStart"/>
+      <w:r>
+        <w:t>lại</w:t>
+      </w:r>
+      <w:proofErr w:type="spellEnd"/>
+      <w:r>
+        <w:t xml:space="preserve"> chu </w:t>
+      </w:r>
+      <w:proofErr w:type="spellStart"/>
+      <w:r>
+        <w:t>kỳ</w:t>
+      </w:r>
+      <w:proofErr w:type="spellEnd"/>
+      <w:r>
+        <w:t xml:space="preserve"> LOW – HIGH (0 – 1) </w:t>
+      </w:r>
+      <w:proofErr w:type="spellStart"/>
+      <w:r>
+        <w:t>là</w:t>
+      </w:r>
+      <w:proofErr w:type="spellEnd"/>
+      <w:r>
+        <w:t xml:space="preserve"> </w:t>
+      </w:r>
+      <w:proofErr w:type="spellStart"/>
+      <w:r>
+        <w:t>xong</w:t>
+      </w:r>
+      <w:proofErr w:type="spellEnd"/>
+      <w:r>
+        <w:t xml:space="preserve"> </w:t>
       </w:r>
     </w:p>
     <w:p>
@@ -172,7 +424,23 @@
         </w:numPr>
       </w:pPr>
       <w:r>
-        <w:t>Thay vì dùng switch</w:t>
+        <w:t xml:space="preserve">Thay </w:t>
+      </w:r>
+      <w:proofErr w:type="spellStart"/>
+      <w:r>
+        <w:t>vì</w:t>
+      </w:r>
+      <w:proofErr w:type="spellEnd"/>
+      <w:r>
+        <w:t xml:space="preserve"> </w:t>
+      </w:r>
+      <w:proofErr w:type="spellStart"/>
+      <w:r>
+        <w:t>dùng</w:t>
+      </w:r>
+      <w:proofErr w:type="spellEnd"/>
+      <w:r>
+        <w:t xml:space="preserve"> switch</w:t>
       </w:r>
       <w:r>
         <w:t xml:space="preserve"> </w:t>
@@ -181,8 +449,29 @@
         <w:sym w:font="Wingdings" w:char="F0E0"/>
       </w:r>
       <w:r>
-        <w:t xml:space="preserve"> dùng nút bấm</w:t>
-      </w:r>
+        <w:t xml:space="preserve"> </w:t>
+      </w:r>
+      <w:proofErr w:type="spellStart"/>
+      <w:r>
+        <w:t>dùng</w:t>
+      </w:r>
+      <w:proofErr w:type="spellEnd"/>
+      <w:r>
+        <w:t xml:space="preserve"> </w:t>
+      </w:r>
+      <w:proofErr w:type="spellStart"/>
+      <w:r>
+        <w:t>nút</w:t>
+      </w:r>
+      <w:proofErr w:type="spellEnd"/>
+      <w:r>
+        <w:t xml:space="preserve"> </w:t>
+      </w:r>
+      <w:proofErr w:type="spellStart"/>
+      <w:r>
+        <w:t>bấm</w:t>
+      </w:r>
+      <w:proofErr w:type="spellEnd"/>
     </w:p>
     <w:p>
       <w:pPr>
@@ -192,11 +481,101 @@
           <w:numId w:val="1"/>
         </w:numPr>
       </w:pPr>
-      <w:r>
-        <w:t xml:space="preserve">Phiên bản tự làm: </w:t>
-      </w:r>
-      <w:r>
-        <w:t>Chưa có công tắc fail – safe trường hợp Duty Cycle lớn hơn 50%</w:t>
+      <w:proofErr w:type="spellStart"/>
+      <w:r>
+        <w:t>Phiên</w:t>
+      </w:r>
+      <w:proofErr w:type="spellEnd"/>
+      <w:r>
+        <w:t xml:space="preserve"> </w:t>
+      </w:r>
+      <w:proofErr w:type="spellStart"/>
+      <w:r>
+        <w:t>bản</w:t>
+      </w:r>
+      <w:proofErr w:type="spellEnd"/>
+      <w:r>
+        <w:t xml:space="preserve"> </w:t>
+      </w:r>
+      <w:proofErr w:type="spellStart"/>
+      <w:r>
+        <w:t>tự</w:t>
+      </w:r>
+      <w:proofErr w:type="spellEnd"/>
+      <w:r>
+        <w:t xml:space="preserve"> </w:t>
+      </w:r>
+      <w:proofErr w:type="spellStart"/>
+      <w:r>
+        <w:t>làm</w:t>
+      </w:r>
+      <w:proofErr w:type="spellEnd"/>
+      <w:r>
+        <w:t xml:space="preserve">: </w:t>
+      </w:r>
+      <w:proofErr w:type="spellStart"/>
+      <w:r>
+        <w:t>Chưa</w:t>
+      </w:r>
+      <w:proofErr w:type="spellEnd"/>
+      <w:r>
+        <w:t xml:space="preserve"> </w:t>
+      </w:r>
+      <w:proofErr w:type="spellStart"/>
+      <w:r>
+        <w:t>có</w:t>
+      </w:r>
+      <w:proofErr w:type="spellEnd"/>
+      <w:r>
+        <w:t xml:space="preserve"> </w:t>
+      </w:r>
+      <w:proofErr w:type="spellStart"/>
+      <w:r>
+        <w:t>công</w:t>
+      </w:r>
+      <w:proofErr w:type="spellEnd"/>
+      <w:r>
+        <w:t xml:space="preserve"> </w:t>
+      </w:r>
+      <w:proofErr w:type="spellStart"/>
+      <w:r>
+        <w:t>tắc</w:t>
+      </w:r>
+      <w:proofErr w:type="spellEnd"/>
+      <w:r>
+        <w:t xml:space="preserve"> fail – safe </w:t>
+      </w:r>
+      <w:proofErr w:type="spellStart"/>
+      <w:r>
+        <w:t>trường</w:t>
+      </w:r>
+      <w:proofErr w:type="spellEnd"/>
+      <w:r>
+        <w:t xml:space="preserve"> </w:t>
+      </w:r>
+      <w:proofErr w:type="spellStart"/>
+      <w:r>
+        <w:t>hợp</w:t>
+      </w:r>
+      <w:proofErr w:type="spellEnd"/>
+      <w:r>
+        <w:t xml:space="preserve"> Duty Cycle </w:t>
+      </w:r>
+      <w:proofErr w:type="spellStart"/>
+      <w:r>
+        <w:t>lớn</w:t>
+      </w:r>
+      <w:proofErr w:type="spellEnd"/>
+      <w:r>
+        <w:t xml:space="preserve"> </w:t>
+      </w:r>
+      <w:proofErr w:type="spellStart"/>
+      <w:r>
+        <w:t>hơn</w:t>
+      </w:r>
+      <w:proofErr w:type="spellEnd"/>
+      <w:r>
+        <w:t xml:space="preserve"> 50%</w:t>
       </w:r>
     </w:p>
     <w:p>
@@ -207,15 +586,105 @@
           <w:numId w:val="1"/>
         </w:numPr>
       </w:pPr>
-      <w:r>
-        <w:t xml:space="preserve">Phiên bản AI: Có công tắc fail-safe nhưng không chạy </w:t>
+      <w:proofErr w:type="spellStart"/>
+      <w:r>
+        <w:t>Phiên</w:t>
+      </w:r>
+      <w:proofErr w:type="spellEnd"/>
+      <w:r>
+        <w:t xml:space="preserve"> </w:t>
+      </w:r>
+      <w:proofErr w:type="spellStart"/>
+      <w:r>
+        <w:t>bản</w:t>
+      </w:r>
+      <w:proofErr w:type="spellEnd"/>
+      <w:r>
+        <w:t xml:space="preserve"> AI: </w:t>
+      </w:r>
+      <w:proofErr w:type="spellStart"/>
+      <w:r>
+        <w:t>Có</w:t>
+      </w:r>
+      <w:proofErr w:type="spellEnd"/>
+      <w:r>
+        <w:t xml:space="preserve"> </w:t>
+      </w:r>
+      <w:proofErr w:type="spellStart"/>
+      <w:r>
+        <w:t>công</w:t>
+      </w:r>
+      <w:proofErr w:type="spellEnd"/>
+      <w:r>
+        <w:t xml:space="preserve"> </w:t>
+      </w:r>
+      <w:proofErr w:type="spellStart"/>
+      <w:r>
+        <w:t>tắc</w:t>
+      </w:r>
+      <w:proofErr w:type="spellEnd"/>
+      <w:r>
+        <w:t xml:space="preserve"> fail-safe </w:t>
+      </w:r>
+      <w:proofErr w:type="spellStart"/>
+      <w:r>
+        <w:t>nhưng</w:t>
+      </w:r>
+      <w:proofErr w:type="spellEnd"/>
+      <w:r>
+        <w:t xml:space="preserve"> </w:t>
+      </w:r>
+      <w:proofErr w:type="spellStart"/>
+      <w:r>
+        <w:t>không</w:t>
+      </w:r>
+      <w:proofErr w:type="spellEnd"/>
+      <w:r>
+        <w:t xml:space="preserve"> </w:t>
+      </w:r>
+      <w:proofErr w:type="spellStart"/>
+      <w:r>
+        <w:t>chạy</w:t>
+      </w:r>
+      <w:proofErr w:type="spellEnd"/>
+      <w:r>
+        <w:t xml:space="preserve"> </w:t>
       </w:r>
       <w:r>
         <w:sym w:font="Wingdings" w:char="F0E0"/>
       </w:r>
       <w:r>
-        <w:t xml:space="preserve"> chưa biết nguyên nhân</w:t>
-      </w:r>
+        <w:t xml:space="preserve"> </w:t>
+      </w:r>
+      <w:proofErr w:type="spellStart"/>
+      <w:r>
+        <w:t>chưa</w:t>
+      </w:r>
+      <w:proofErr w:type="spellEnd"/>
+      <w:r>
+        <w:t xml:space="preserve"> </w:t>
+      </w:r>
+      <w:proofErr w:type="spellStart"/>
+      <w:r>
+        <w:t>biết</w:t>
+      </w:r>
+      <w:proofErr w:type="spellEnd"/>
+      <w:r>
+        <w:t xml:space="preserve"> </w:t>
+      </w:r>
+      <w:proofErr w:type="spellStart"/>
+      <w:r>
+        <w:t>nguyên</w:t>
+      </w:r>
+      <w:proofErr w:type="spellEnd"/>
+      <w:r>
+        <w:t xml:space="preserve"> </w:t>
+      </w:r>
+      <w:proofErr w:type="spellStart"/>
+      <w:r>
+        <w:t>nhân</w:t>
+      </w:r>
+      <w:proofErr w:type="spellEnd"/>
     </w:p>
     <w:p/>
     <w:p>
@@ -231,11 +700,141 @@
           <w:numId w:val="1"/>
         </w:numPr>
       </w:pPr>
-      <w:r>
-        <w:t>Đã có công tắc fail-safe nhưng phần nút bấm có vẻ không ổn định lắm</w:t>
-      </w:r>
-      <w:r>
-        <w:t>, có thể do phần debounce</w:t>
+      <w:proofErr w:type="spellStart"/>
+      <w:r>
+        <w:t>Đã</w:t>
+      </w:r>
+      <w:proofErr w:type="spellEnd"/>
+      <w:r>
+        <w:t xml:space="preserve"> </w:t>
+      </w:r>
+      <w:proofErr w:type="spellStart"/>
+      <w:r>
+        <w:t>có</w:t>
+      </w:r>
+      <w:proofErr w:type="spellEnd"/>
+      <w:r>
+        <w:t xml:space="preserve"> </w:t>
+      </w:r>
+      <w:proofErr w:type="spellStart"/>
+      <w:r>
+        <w:t>công</w:t>
+      </w:r>
+      <w:proofErr w:type="spellEnd"/>
+      <w:r>
+        <w:t xml:space="preserve"> </w:t>
+      </w:r>
+      <w:proofErr w:type="spellStart"/>
+      <w:r>
+        <w:t>tắc</w:t>
+      </w:r>
+      <w:proofErr w:type="spellEnd"/>
+      <w:r>
+        <w:t xml:space="preserve"> fail-safe </w:t>
+      </w:r>
+      <w:proofErr w:type="spellStart"/>
+      <w:r>
+        <w:t>nhưng</w:t>
+      </w:r>
+      <w:proofErr w:type="spellEnd"/>
+      <w:r>
+        <w:t xml:space="preserve"> </w:t>
+      </w:r>
+      <w:proofErr w:type="spellStart"/>
+      <w:r>
+        <w:t>phần</w:t>
+      </w:r>
+      <w:proofErr w:type="spellEnd"/>
+      <w:r>
+        <w:t xml:space="preserve"> </w:t>
+      </w:r>
+      <w:proofErr w:type="spellStart"/>
+      <w:r>
+        <w:t>nút</w:t>
+      </w:r>
+      <w:proofErr w:type="spellEnd"/>
+      <w:r>
+        <w:t xml:space="preserve"> </w:t>
+      </w:r>
+      <w:proofErr w:type="spellStart"/>
+      <w:r>
+        <w:t>bấm</w:t>
+      </w:r>
+      <w:proofErr w:type="spellEnd"/>
+      <w:r>
+        <w:t xml:space="preserve"> </w:t>
+      </w:r>
+      <w:proofErr w:type="spellStart"/>
+      <w:r>
+        <w:t>có</w:t>
+      </w:r>
+      <w:proofErr w:type="spellEnd"/>
+      <w:r>
+        <w:t xml:space="preserve"> </w:t>
+      </w:r>
+      <w:proofErr w:type="spellStart"/>
+      <w:r>
+        <w:t>vẻ</w:t>
+      </w:r>
+      <w:proofErr w:type="spellEnd"/>
+      <w:r>
+        <w:t xml:space="preserve"> </w:t>
+      </w:r>
+      <w:proofErr w:type="spellStart"/>
+      <w:r>
+        <w:t>không</w:t>
+      </w:r>
+      <w:proofErr w:type="spellEnd"/>
+      <w:r>
+        <w:t xml:space="preserve"> </w:t>
+      </w:r>
+      <w:proofErr w:type="spellStart"/>
+      <w:r>
+        <w:t>ổn</w:t>
+      </w:r>
+      <w:proofErr w:type="spellEnd"/>
+      <w:r>
+        <w:t xml:space="preserve"> </w:t>
+      </w:r>
+      <w:proofErr w:type="spellStart"/>
+      <w:r>
+        <w:t>định</w:t>
+      </w:r>
+      <w:proofErr w:type="spellEnd"/>
+      <w:r>
+        <w:t xml:space="preserve"> </w:t>
+      </w:r>
+      <w:proofErr w:type="spellStart"/>
+      <w:r>
+        <w:t>lắm</w:t>
+      </w:r>
+      <w:proofErr w:type="spellEnd"/>
+      <w:r>
+        <w:t xml:space="preserve">, </w:t>
+      </w:r>
+      <w:proofErr w:type="spellStart"/>
+      <w:r>
+        <w:t>có</w:t>
+      </w:r>
+      <w:proofErr w:type="spellEnd"/>
+      <w:r>
+        <w:t xml:space="preserve"> </w:t>
+      </w:r>
+      <w:proofErr w:type="spellStart"/>
+      <w:r>
+        <w:t>thể</w:t>
+      </w:r>
+      <w:proofErr w:type="spellEnd"/>
+      <w:r>
+        <w:t xml:space="preserve"> do </w:t>
+      </w:r>
+      <w:proofErr w:type="spellStart"/>
+      <w:r>
+        <w:t>phần</w:t>
+      </w:r>
+      <w:proofErr w:type="spellEnd"/>
+      <w:r>
+        <w:t xml:space="preserve"> debounce</w:t>
       </w:r>
     </w:p>
     <w:p/>
@@ -252,8 +851,85 @@
           <w:numId w:val="1"/>
         </w:numPr>
       </w:pPr>
-      <w:r>
-        <w:t>Chuyển về sử dụng switch để thay đổi tần số và duty cycle</w:t>
+      <w:proofErr w:type="spellStart"/>
+      <w:r>
+        <w:t>Chuyển</w:t>
+      </w:r>
+      <w:proofErr w:type="spellEnd"/>
+      <w:r>
+        <w:t xml:space="preserve"> </w:t>
+      </w:r>
+      <w:proofErr w:type="spellStart"/>
+      <w:r>
+        <w:t>về</w:t>
+      </w:r>
+      <w:proofErr w:type="spellEnd"/>
+      <w:r>
+        <w:t xml:space="preserve"> </w:t>
+      </w:r>
+      <w:proofErr w:type="spellStart"/>
+      <w:r>
+        <w:t>sử</w:t>
+      </w:r>
+      <w:proofErr w:type="spellEnd"/>
+      <w:r>
+        <w:t xml:space="preserve"> </w:t>
+      </w:r>
+      <w:proofErr w:type="spellStart"/>
+      <w:r>
+        <w:t>dụng</w:t>
+      </w:r>
+      <w:proofErr w:type="spellEnd"/>
+      <w:r>
+        <w:t xml:space="preserve"> switch </w:t>
+      </w:r>
+      <w:proofErr w:type="spellStart"/>
+      <w:r>
+        <w:t>để</w:t>
+      </w:r>
+      <w:proofErr w:type="spellEnd"/>
+      <w:r>
+        <w:t xml:space="preserve"> </w:t>
+      </w:r>
+      <w:proofErr w:type="spellStart"/>
+      <w:r>
+        <w:t>thay</w:t>
+      </w:r>
+      <w:proofErr w:type="spellEnd"/>
+      <w:r>
+        <w:t xml:space="preserve"> </w:t>
+      </w:r>
+      <w:proofErr w:type="spellStart"/>
+      <w:r>
+        <w:t>đổi</w:t>
+      </w:r>
+      <w:proofErr w:type="spellEnd"/>
+      <w:r>
+        <w:t xml:space="preserve"> </w:t>
+      </w:r>
+      <w:proofErr w:type="spellStart"/>
+      <w:r>
+        <w:t>tần</w:t>
+      </w:r>
+      <w:proofErr w:type="spellEnd"/>
+      <w:r>
+        <w:t xml:space="preserve"> </w:t>
+      </w:r>
+      <w:proofErr w:type="spellStart"/>
+      <w:r>
+        <w:t>số</w:t>
+      </w:r>
+      <w:proofErr w:type="spellEnd"/>
+      <w:r>
+        <w:t xml:space="preserve"> </w:t>
+      </w:r>
+      <w:proofErr w:type="spellStart"/>
+      <w:r>
+        <w:t>và</w:t>
+      </w:r>
+      <w:proofErr w:type="spellEnd"/>
+      <w:r>
+        <w:t xml:space="preserve"> duty cycle</w:t>
       </w:r>
     </w:p>
     <w:p>
@@ -264,8 +940,21 @@
           <w:numId w:val="1"/>
         </w:numPr>
       </w:pPr>
-      <w:r>
-        <w:t>Chưa có fail-safe</w:t>
+      <w:proofErr w:type="spellStart"/>
+      <w:r>
+        <w:t>Chưa</w:t>
+      </w:r>
+      <w:proofErr w:type="spellEnd"/>
+      <w:r>
+        <w:t xml:space="preserve"> </w:t>
+      </w:r>
+      <w:proofErr w:type="spellStart"/>
+      <w:r>
+        <w:t>có</w:t>
+      </w:r>
+      <w:proofErr w:type="spellEnd"/>
+      <w:r>
+        <w:t xml:space="preserve"> fail-safe</w:t>
       </w:r>
     </w:p>
     <w:p>
@@ -276,12 +965,41 @@
           <w:numId w:val="1"/>
         </w:numPr>
       </w:pPr>
+      <w:proofErr w:type="spellStart"/>
       <w:r>
         <w:lastRenderedPageBreak/>
-        <w:t>Chưa test</w:t>
-      </w:r>
-      <w:r>
-        <w:t xml:space="preserve"> thực tế và test bench</w:t>
+        <w:t>Chưa</w:t>
+      </w:r>
+      <w:proofErr w:type="spellEnd"/>
+      <w:r>
+        <w:t xml:space="preserve"> test</w:t>
+      </w:r>
+      <w:r>
+        <w:t xml:space="preserve"> </w:t>
+      </w:r>
+      <w:proofErr w:type="spellStart"/>
+      <w:r>
+        <w:t>thực</w:t>
+      </w:r>
+      <w:proofErr w:type="spellEnd"/>
+      <w:r>
+        <w:t xml:space="preserve"> </w:t>
+      </w:r>
+      <w:proofErr w:type="spellStart"/>
+      <w:r>
+        <w:t>tế</w:t>
+      </w:r>
+      <w:proofErr w:type="spellEnd"/>
+      <w:r>
+        <w:t xml:space="preserve"> </w:t>
+      </w:r>
+      <w:proofErr w:type="spellStart"/>
+      <w:r>
+        <w:t>và</w:t>
+      </w:r>
+      <w:proofErr w:type="spellEnd"/>
+      <w:r>
+        <w:t xml:space="preserve"> test bench</w:t>
       </w:r>
     </w:p>
     <w:p>
@@ -292,15 +1010,97 @@
           <w:numId w:val="1"/>
         </w:numPr>
       </w:pPr>
-      <w:r>
-        <w:t xml:space="preserve">Nhược điểm: dùng nhiều switch + thanh ghi quá </w:t>
+      <w:proofErr w:type="spellStart"/>
+      <w:r>
+        <w:t>Nhược</w:t>
+      </w:r>
+      <w:proofErr w:type="spellEnd"/>
+      <w:r>
+        <w:t xml:space="preserve"> </w:t>
+      </w:r>
+      <w:proofErr w:type="spellStart"/>
+      <w:r>
+        <w:t>điểm</w:t>
+      </w:r>
+      <w:proofErr w:type="spellEnd"/>
+      <w:r>
+        <w:t xml:space="preserve">: </w:t>
+      </w:r>
+      <w:proofErr w:type="spellStart"/>
+      <w:r>
+        <w:t>dùng</w:t>
+      </w:r>
+      <w:proofErr w:type="spellEnd"/>
+      <w:r>
+        <w:t xml:space="preserve"> </w:t>
+      </w:r>
+      <w:proofErr w:type="spellStart"/>
+      <w:r>
+        <w:t>nhiều</w:t>
+      </w:r>
+      <w:proofErr w:type="spellEnd"/>
+      <w:r>
+        <w:t xml:space="preserve"> switch + </w:t>
+      </w:r>
+      <w:proofErr w:type="spellStart"/>
+      <w:r>
+        <w:t>thanh</w:t>
+      </w:r>
+      <w:proofErr w:type="spellEnd"/>
+      <w:r>
+        <w:t xml:space="preserve"> </w:t>
+      </w:r>
+      <w:proofErr w:type="spellStart"/>
+      <w:r>
+        <w:t>ghi</w:t>
+      </w:r>
+      <w:proofErr w:type="spellEnd"/>
+      <w:r>
+        <w:t xml:space="preserve"> </w:t>
+      </w:r>
+      <w:proofErr w:type="spellStart"/>
+      <w:r>
+        <w:t>quá</w:t>
+      </w:r>
+      <w:proofErr w:type="spellEnd"/>
+      <w:r>
+        <w:t xml:space="preserve"> </w:t>
       </w:r>
       <w:r>
         <w:sym w:font="Wingdings" w:char="F0E0"/>
       </w:r>
       <w:r>
-        <w:t xml:space="preserve"> thừa không cần thiết</w:t>
-      </w:r>
+        <w:t xml:space="preserve"> </w:t>
+      </w:r>
+      <w:proofErr w:type="spellStart"/>
+      <w:r>
+        <w:t>thừa</w:t>
+      </w:r>
+      <w:proofErr w:type="spellEnd"/>
+      <w:r>
+        <w:t xml:space="preserve"> </w:t>
+      </w:r>
+      <w:proofErr w:type="spellStart"/>
+      <w:r>
+        <w:t>không</w:t>
+      </w:r>
+      <w:proofErr w:type="spellEnd"/>
+      <w:r>
+        <w:t xml:space="preserve"> </w:t>
+      </w:r>
+      <w:proofErr w:type="spellStart"/>
+      <w:r>
+        <w:t>cần</w:t>
+      </w:r>
+      <w:proofErr w:type="spellEnd"/>
+      <w:r>
+        <w:t xml:space="preserve"> </w:t>
+      </w:r>
+      <w:proofErr w:type="spellStart"/>
+      <w:r>
+        <w:t>thiết</w:t>
+      </w:r>
+      <w:proofErr w:type="spellEnd"/>
     </w:p>
     <w:p/>
     <w:p>
@@ -316,8 +1116,85 @@
           <w:numId w:val="1"/>
         </w:numPr>
       </w:pPr>
-      <w:r>
-        <w:t>Dùng ít switch để thay đổi cả tần số và cả Duty Cycle</w:t>
+      <w:proofErr w:type="spellStart"/>
+      <w:r>
+        <w:t>Dùng</w:t>
+      </w:r>
+      <w:proofErr w:type="spellEnd"/>
+      <w:r>
+        <w:t xml:space="preserve"> </w:t>
+      </w:r>
+      <w:proofErr w:type="spellStart"/>
+      <w:r>
+        <w:t>ít</w:t>
+      </w:r>
+      <w:proofErr w:type="spellEnd"/>
+      <w:r>
+        <w:t xml:space="preserve"> switch </w:t>
+      </w:r>
+      <w:proofErr w:type="spellStart"/>
+      <w:r>
+        <w:t>để</w:t>
+      </w:r>
+      <w:proofErr w:type="spellEnd"/>
+      <w:r>
+        <w:t xml:space="preserve"> </w:t>
+      </w:r>
+      <w:proofErr w:type="spellStart"/>
+      <w:r>
+        <w:t>thay</w:t>
+      </w:r>
+      <w:proofErr w:type="spellEnd"/>
+      <w:r>
+        <w:t xml:space="preserve"> </w:t>
+      </w:r>
+      <w:proofErr w:type="spellStart"/>
+      <w:r>
+        <w:t>đổi</w:t>
+      </w:r>
+      <w:proofErr w:type="spellEnd"/>
+      <w:r>
+        <w:t xml:space="preserve"> </w:t>
+      </w:r>
+      <w:proofErr w:type="spellStart"/>
+      <w:r>
+        <w:t>cả</w:t>
+      </w:r>
+      <w:proofErr w:type="spellEnd"/>
+      <w:r>
+        <w:t xml:space="preserve"> </w:t>
+      </w:r>
+      <w:proofErr w:type="spellStart"/>
+      <w:r>
+        <w:t>tần</w:t>
+      </w:r>
+      <w:proofErr w:type="spellEnd"/>
+      <w:r>
+        <w:t xml:space="preserve"> </w:t>
+      </w:r>
+      <w:proofErr w:type="spellStart"/>
+      <w:r>
+        <w:t>số</w:t>
+      </w:r>
+      <w:proofErr w:type="spellEnd"/>
+      <w:r>
+        <w:t xml:space="preserve"> </w:t>
+      </w:r>
+      <w:proofErr w:type="spellStart"/>
+      <w:r>
+        <w:t>và</w:t>
+      </w:r>
+      <w:proofErr w:type="spellEnd"/>
+      <w:r>
+        <w:t xml:space="preserve"> </w:t>
+      </w:r>
+      <w:proofErr w:type="spellStart"/>
+      <w:r>
+        <w:t>cả</w:t>
+      </w:r>
+      <w:proofErr w:type="spellEnd"/>
+      <w:r>
+        <w:t xml:space="preserve"> Duty Cycle</w:t>
       </w:r>
     </w:p>
     <w:p>
@@ -328,8 +1205,13 @@
           <w:numId w:val="1"/>
         </w:numPr>
       </w:pPr>
-      <w:r>
-        <w:t>Có fail-safe 15%</w:t>
+      <w:proofErr w:type="spellStart"/>
+      <w:r>
+        <w:t>Có</w:t>
+      </w:r>
+      <w:proofErr w:type="spellEnd"/>
+      <w:r>
+        <w:t xml:space="preserve"> fail-safe 15%</w:t>
       </w:r>
       <w:r>
         <w:t xml:space="preserve"> Duty Cycle</w:t>
@@ -349,8 +1231,69 @@
           <w:numId w:val="1"/>
         </w:numPr>
       </w:pPr>
-      <w:r>
-        <w:t>Không thay đổi tần số nữa, để nguyên 25kHz</w:t>
+      <w:proofErr w:type="spellStart"/>
+      <w:r>
+        <w:t>Không</w:t>
+      </w:r>
+      <w:proofErr w:type="spellEnd"/>
+      <w:r>
+        <w:t xml:space="preserve"> </w:t>
+      </w:r>
+      <w:proofErr w:type="spellStart"/>
+      <w:r>
+        <w:t>thay</w:t>
+      </w:r>
+      <w:proofErr w:type="spellEnd"/>
+      <w:r>
+        <w:t xml:space="preserve"> </w:t>
+      </w:r>
+      <w:proofErr w:type="spellStart"/>
+      <w:r>
+        <w:t>đổi</w:t>
+      </w:r>
+      <w:proofErr w:type="spellEnd"/>
+      <w:r>
+        <w:t xml:space="preserve"> </w:t>
+      </w:r>
+      <w:proofErr w:type="spellStart"/>
+      <w:r>
+        <w:t>tần</w:t>
+      </w:r>
+      <w:proofErr w:type="spellEnd"/>
+      <w:r>
+        <w:t xml:space="preserve"> </w:t>
+      </w:r>
+      <w:proofErr w:type="spellStart"/>
+      <w:r>
+        <w:t>số</w:t>
+      </w:r>
+      <w:proofErr w:type="spellEnd"/>
+      <w:r>
+        <w:t xml:space="preserve"> </w:t>
+      </w:r>
+      <w:proofErr w:type="spellStart"/>
+      <w:r>
+        <w:t>nữa</w:t>
+      </w:r>
+      <w:proofErr w:type="spellEnd"/>
+      <w:r>
+        <w:t xml:space="preserve">, </w:t>
+      </w:r>
+      <w:proofErr w:type="spellStart"/>
+      <w:r>
+        <w:t>để</w:t>
+      </w:r>
+      <w:proofErr w:type="spellEnd"/>
+      <w:r>
+        <w:t xml:space="preserve"> </w:t>
+      </w:r>
+      <w:proofErr w:type="spellStart"/>
+      <w:r>
+        <w:t>nguyên</w:t>
+      </w:r>
+      <w:proofErr w:type="spellEnd"/>
+      <w:r>
+        <w:t xml:space="preserve"> 25kHz</w:t>
       </w:r>
     </w:p>
     <w:p>
@@ -361,8 +1304,53 @@
           <w:numId w:val="1"/>
         </w:numPr>
       </w:pPr>
-      <w:r>
-        <w:t xml:space="preserve">Dùng 5 switch để chỉnh Duty Cycle 0-15%, mỗi lần chỉnh 1%. </w:t>
+      <w:proofErr w:type="spellStart"/>
+      <w:r>
+        <w:t>Dùng</w:t>
+      </w:r>
+      <w:proofErr w:type="spellEnd"/>
+      <w:r>
+        <w:t xml:space="preserve"> 5 switch </w:t>
+      </w:r>
+      <w:proofErr w:type="spellStart"/>
+      <w:r>
+        <w:t>để</w:t>
+      </w:r>
+      <w:proofErr w:type="spellEnd"/>
+      <w:r>
+        <w:t xml:space="preserve"> </w:t>
+      </w:r>
+      <w:proofErr w:type="spellStart"/>
+      <w:r>
+        <w:t>chỉnh</w:t>
+      </w:r>
+      <w:proofErr w:type="spellEnd"/>
+      <w:r>
+        <w:t xml:space="preserve"> Duty Cycle 0-15%, </w:t>
+      </w:r>
+      <w:proofErr w:type="spellStart"/>
+      <w:r>
+        <w:t>mỗi</w:t>
+      </w:r>
+      <w:proofErr w:type="spellEnd"/>
+      <w:r>
+        <w:t xml:space="preserve"> </w:t>
+      </w:r>
+      <w:proofErr w:type="spellStart"/>
+      <w:r>
+        <w:t>lần</w:t>
+      </w:r>
+      <w:proofErr w:type="spellEnd"/>
+      <w:r>
+        <w:t xml:space="preserve"> </w:t>
+      </w:r>
+      <w:proofErr w:type="spellStart"/>
+      <w:r>
+        <w:t>chỉnh</w:t>
+      </w:r>
+      <w:proofErr w:type="spellEnd"/>
+      <w:r>
+        <w:t xml:space="preserve"> 1%. </w:t>
       </w:r>
     </w:p>
     <w:p>
@@ -373,11 +1361,69 @@
           <w:numId w:val="1"/>
         </w:numPr>
       </w:pPr>
-      <w:r>
-        <w:t xml:space="preserve">Nếu chỉnh quá </w:t>
-      </w:r>
-      <w:r>
-        <w:t>thì Duty Cycle sẽ bị gán mức 15%</w:t>
+      <w:proofErr w:type="spellStart"/>
+      <w:r>
+        <w:t>Nếu</w:t>
+      </w:r>
+      <w:proofErr w:type="spellEnd"/>
+      <w:r>
+        <w:t xml:space="preserve"> </w:t>
+      </w:r>
+      <w:proofErr w:type="spellStart"/>
+      <w:r>
+        <w:t>chỉnh</w:t>
+      </w:r>
+      <w:proofErr w:type="spellEnd"/>
+      <w:r>
+        <w:t xml:space="preserve"> </w:t>
+      </w:r>
+      <w:proofErr w:type="spellStart"/>
+      <w:r>
+        <w:t>quá</w:t>
+      </w:r>
+      <w:proofErr w:type="spellEnd"/>
+      <w:r>
+        <w:t xml:space="preserve"> </w:t>
+      </w:r>
+      <w:proofErr w:type="spellStart"/>
+      <w:r>
+        <w:t>thì</w:t>
+      </w:r>
+      <w:proofErr w:type="spellEnd"/>
+      <w:r>
+        <w:t xml:space="preserve"> Duty Cycle </w:t>
+      </w:r>
+      <w:proofErr w:type="spellStart"/>
+      <w:r>
+        <w:t>sẽ</w:t>
+      </w:r>
+      <w:proofErr w:type="spellEnd"/>
+      <w:r>
+        <w:t xml:space="preserve"> </w:t>
+      </w:r>
+      <w:proofErr w:type="spellStart"/>
+      <w:r>
+        <w:t>bị</w:t>
+      </w:r>
+      <w:proofErr w:type="spellEnd"/>
+      <w:r>
+        <w:t xml:space="preserve"> </w:t>
+      </w:r>
+      <w:proofErr w:type="spellStart"/>
+      <w:r>
+        <w:t>gán</w:t>
+      </w:r>
+      <w:proofErr w:type="spellEnd"/>
+      <w:r>
+        <w:t xml:space="preserve"> </w:t>
+      </w:r>
+      <w:proofErr w:type="spellStart"/>
+      <w:r>
+        <w:t>mức</w:t>
+      </w:r>
+      <w:proofErr w:type="spellEnd"/>
+      <w:r>
+        <w:t xml:space="preserve"> 15%</w:t>
       </w:r>
     </w:p>
     <w:p>
@@ -388,8 +1434,249 @@
           <w:numId w:val="1"/>
         </w:numPr>
       </w:pPr>
-      <w:r>
-        <w:t>Có 15 led sáng đủ mức 15% và 1 led cảnh báo nếu đang cố gán quá 15%</w:t>
+      <w:proofErr w:type="spellStart"/>
+      <w:r>
+        <w:t>Có</w:t>
+      </w:r>
+      <w:proofErr w:type="spellEnd"/>
+      <w:r>
+        <w:t xml:space="preserve"> 15 led </w:t>
+      </w:r>
+      <w:proofErr w:type="spellStart"/>
+      <w:r>
+        <w:t>sáng</w:t>
+      </w:r>
+      <w:proofErr w:type="spellEnd"/>
+      <w:r>
+        <w:t xml:space="preserve"> </w:t>
+      </w:r>
+      <w:proofErr w:type="spellStart"/>
+      <w:r>
+        <w:t>đủ</w:t>
+      </w:r>
+      <w:proofErr w:type="spellEnd"/>
+      <w:r>
+        <w:t xml:space="preserve"> </w:t>
+      </w:r>
+      <w:proofErr w:type="spellStart"/>
+      <w:r>
+        <w:t>mức</w:t>
+      </w:r>
+      <w:proofErr w:type="spellEnd"/>
+      <w:r>
+        <w:t xml:space="preserve"> 15% </w:t>
+      </w:r>
+      <w:proofErr w:type="spellStart"/>
+      <w:r>
+        <w:t>và</w:t>
+      </w:r>
+      <w:proofErr w:type="spellEnd"/>
+      <w:r>
+        <w:t xml:space="preserve"> 1 led </w:t>
+      </w:r>
+      <w:proofErr w:type="spellStart"/>
+      <w:r>
+        <w:t>cảnh</w:t>
+      </w:r>
+      <w:proofErr w:type="spellEnd"/>
+      <w:r>
+        <w:t xml:space="preserve"> </w:t>
+      </w:r>
+      <w:proofErr w:type="spellStart"/>
+      <w:r>
+        <w:t>báo</w:t>
+      </w:r>
+      <w:proofErr w:type="spellEnd"/>
+      <w:r>
+        <w:t xml:space="preserve"> </w:t>
+      </w:r>
+      <w:proofErr w:type="spellStart"/>
+      <w:r>
+        <w:t>nếu</w:t>
+      </w:r>
+      <w:proofErr w:type="spellEnd"/>
+      <w:r>
+        <w:t xml:space="preserve"> </w:t>
+      </w:r>
+      <w:proofErr w:type="spellStart"/>
+      <w:r>
+        <w:t>đang</w:t>
+      </w:r>
+      <w:proofErr w:type="spellEnd"/>
+      <w:r>
+        <w:t xml:space="preserve"> </w:t>
+      </w:r>
+      <w:proofErr w:type="spellStart"/>
+      <w:r>
+        <w:t>cố</w:t>
+      </w:r>
+      <w:proofErr w:type="spellEnd"/>
+      <w:r>
+        <w:t xml:space="preserve"> </w:t>
+      </w:r>
+      <w:proofErr w:type="spellStart"/>
+      <w:r>
+        <w:t>gán</w:t>
+      </w:r>
+      <w:proofErr w:type="spellEnd"/>
+      <w:r>
+        <w:t xml:space="preserve"> </w:t>
+      </w:r>
+      <w:proofErr w:type="spellStart"/>
+      <w:r>
+        <w:t>quá</w:t>
+      </w:r>
+      <w:proofErr w:type="spellEnd"/>
+      <w:r>
+        <w:t xml:space="preserve"> 15%</w:t>
+      </w:r>
+    </w:p>
+    <w:p/>
+    <w:p>
+      <w:r>
+        <w:t>Ver08</w:t>
+      </w:r>
+    </w:p>
+    <w:p>
+      <w:pPr>
+        <w:pStyle w:val="ListParagraph"/>
+        <w:numPr>
+          <w:ilvl w:val="0"/>
+          <w:numId w:val="1"/>
+        </w:numPr>
+      </w:pPr>
+      <w:proofErr w:type="spellStart"/>
+      <w:r>
+        <w:t>Tối</w:t>
+      </w:r>
+      <w:proofErr w:type="spellEnd"/>
+      <w:r>
+        <w:t xml:space="preserve"> </w:t>
+      </w:r>
+      <w:proofErr w:type="spellStart"/>
+      <w:r>
+        <w:t>ưu</w:t>
+      </w:r>
+      <w:proofErr w:type="spellEnd"/>
+      <w:r>
+        <w:t xml:space="preserve"> </w:t>
+      </w:r>
+      <w:proofErr w:type="spellStart"/>
+      <w:r>
+        <w:t>lại</w:t>
+      </w:r>
+      <w:proofErr w:type="spellEnd"/>
+      <w:r>
+        <w:t xml:space="preserve"> code, </w:t>
+      </w:r>
+      <w:proofErr w:type="spellStart"/>
+      <w:r>
+        <w:t>giảm</w:t>
+      </w:r>
+      <w:proofErr w:type="spellEnd"/>
+      <w:r>
+        <w:t xml:space="preserve"> </w:t>
+      </w:r>
+      <w:proofErr w:type="spellStart"/>
+      <w:r>
+        <w:t>b</w:t>
+      </w:r>
+      <w:r>
+        <w:t>ớt</w:t>
+      </w:r>
+      <w:proofErr w:type="spellEnd"/>
+      <w:r>
+        <w:t xml:space="preserve"> </w:t>
+      </w:r>
+      <w:proofErr w:type="spellStart"/>
+      <w:r>
+        <w:t>phần</w:t>
+      </w:r>
+      <w:proofErr w:type="spellEnd"/>
+      <w:r>
+        <w:t xml:space="preserve"> </w:t>
+      </w:r>
+      <w:proofErr w:type="spellStart"/>
+      <w:r>
+        <w:t>cứng</w:t>
+      </w:r>
+      <w:proofErr w:type="spellEnd"/>
+      <w:r>
+        <w:t xml:space="preserve"> </w:t>
+      </w:r>
+      <w:proofErr w:type="spellStart"/>
+      <w:r>
+        <w:t>sử</w:t>
+      </w:r>
+      <w:proofErr w:type="spellEnd"/>
+      <w:r>
+        <w:t xml:space="preserve"> </w:t>
+      </w:r>
+      <w:proofErr w:type="spellStart"/>
+      <w:r>
+        <w:t>dụng</w:t>
+      </w:r>
+      <w:proofErr w:type="spellEnd"/>
+    </w:p>
+    <w:p>
+      <w:pPr>
+        <w:pStyle w:val="ListParagraph"/>
+        <w:numPr>
+          <w:ilvl w:val="0"/>
+          <w:numId w:val="1"/>
+        </w:numPr>
+      </w:pPr>
+      <w:proofErr w:type="spellStart"/>
+      <w:r>
+        <w:t>Đổi</w:t>
+      </w:r>
+      <w:proofErr w:type="spellEnd"/>
+      <w:r>
+        <w:t xml:space="preserve"> </w:t>
+      </w:r>
+      <w:proofErr w:type="spellStart"/>
+      <w:r>
+        <w:t>lại</w:t>
+      </w:r>
+      <w:proofErr w:type="spellEnd"/>
+      <w:r>
+        <w:t xml:space="preserve"> </w:t>
+      </w:r>
+      <w:proofErr w:type="spellStart"/>
+      <w:r>
+        <w:t>tần</w:t>
+      </w:r>
+      <w:proofErr w:type="spellEnd"/>
+      <w:r>
+        <w:t xml:space="preserve"> </w:t>
+      </w:r>
+      <w:proofErr w:type="spellStart"/>
+      <w:r>
+        <w:t>số</w:t>
+      </w:r>
+      <w:proofErr w:type="spellEnd"/>
+      <w:r>
+        <w:t xml:space="preserve"> 3</w:t>
+      </w:r>
+      <w:r>
+        <w:t>2</w:t>
+      </w:r>
+      <w:r>
+        <w:t xml:space="preserve">kHz </w:t>
+      </w:r>
+      <w:proofErr w:type="spellStart"/>
+      <w:r>
+        <w:t>và</w:t>
+      </w:r>
+      <w:proofErr w:type="spellEnd"/>
+      <w:r>
+        <w:t xml:space="preserve"> Duty Cycle Max = </w:t>
+      </w:r>
+      <w:r>
+        <w:t>23</w:t>
+      </w:r>
+      <w:r>
+        <w:t>%</w:t>
       </w:r>
     </w:p>
     <w:p/>

--- a/Version/Note Thay đổi giữa các Version FPGA.docx
+++ b/Version/Note Thay đổi giữa các Version FPGA.docx
@@ -1547,7 +1547,18 @@
       </w:pPr>
       <w:proofErr w:type="spellStart"/>
       <w:r>
-        <w:t>Tối</w:t>
+        <w:t>Cần</w:t>
+      </w:r>
+      <w:proofErr w:type="spellEnd"/>
+      <w:r>
+        <w:t xml:space="preserve"> </w:t>
+      </w:r>
+      <w:proofErr w:type="spellStart"/>
+      <w:r>
+        <w:t>t</w:t>
+      </w:r>
+      <w:r>
+        <w:t>ối</w:t>
       </w:r>
       <w:proofErr w:type="spellEnd"/>
       <w:r>
@@ -1679,6 +1690,7 @@
         <w:t>%</w:t>
       </w:r>
     </w:p>
+    <w:p/>
     <w:p/>
     <w:sectPr>
       <w:pgSz w:w="12240" w:h="15840"/>

--- a/Version/Note Thay đổi giữa các Version FPGA.docx
+++ b/Version/Note Thay đổi giữa các Version FPGA.docx
@@ -15,67 +15,9 @@
           <w:numId w:val="1"/>
         </w:numPr>
       </w:pPr>
-      <w:proofErr w:type="spellStart"/>
-      <w:r>
-        <w:t>Mạch</w:t>
-      </w:r>
-      <w:proofErr w:type="spellEnd"/>
-      <w:r>
-        <w:t xml:space="preserve"> </w:t>
-      </w:r>
-      <w:proofErr w:type="spellStart"/>
-      <w:r>
-        <w:t>điều</w:t>
-      </w:r>
-      <w:proofErr w:type="spellEnd"/>
-      <w:r>
-        <w:t xml:space="preserve"> </w:t>
-      </w:r>
-      <w:proofErr w:type="spellStart"/>
-      <w:r>
-        <w:t>khiển</w:t>
-      </w:r>
-      <w:proofErr w:type="spellEnd"/>
-      <w:r>
-        <w:t xml:space="preserve"> </w:t>
-      </w:r>
-      <w:proofErr w:type="spellStart"/>
-      <w:r>
-        <w:t>bình</w:t>
-      </w:r>
-      <w:proofErr w:type="spellEnd"/>
-      <w:r>
-        <w:t xml:space="preserve"> </w:t>
-      </w:r>
-      <w:proofErr w:type="spellStart"/>
-      <w:r>
-        <w:t>thường</w:t>
-      </w:r>
-      <w:proofErr w:type="spellEnd"/>
-      <w:r>
-        <w:t xml:space="preserve">, chu </w:t>
-      </w:r>
-      <w:proofErr w:type="spellStart"/>
-      <w:r>
-        <w:t>kỳ</w:t>
-      </w:r>
-      <w:proofErr w:type="spellEnd"/>
-      <w:r>
-        <w:t xml:space="preserve"> (Duty Cycle) </w:t>
-      </w:r>
-      <w:proofErr w:type="spellStart"/>
-      <w:r>
-        <w:t>bình</w:t>
-      </w:r>
-      <w:proofErr w:type="spellEnd"/>
-      <w:r>
-        <w:t xml:space="preserve"> </w:t>
-      </w:r>
-      <w:proofErr w:type="spellStart"/>
-      <w:r>
-        <w:t>thường</w:t>
-      </w:r>
-      <w:proofErr w:type="spellEnd"/>
+      <w:r>
+        <w:t>Mạch điều khiển bình thường, chu kỳ (Duty Cycle) bình thường</w:t>
+      </w:r>
     </w:p>
     <w:p>
       <w:r>
@@ -134,101 +76,8 @@
         </w:numPr>
       </w:pPr>
       <w:r>
-        <w:t xml:space="preserve">Thay </w:t>
-      </w:r>
-      <w:proofErr w:type="spellStart"/>
-      <w:r>
-        <w:t>đổi</w:t>
-      </w:r>
-      <w:proofErr w:type="spellEnd"/>
-      <w:r>
-        <w:t xml:space="preserve"> </w:t>
-      </w:r>
-      <w:proofErr w:type="spellStart"/>
-      <w:r>
-        <w:t>lại</w:t>
-      </w:r>
-      <w:proofErr w:type="spellEnd"/>
-      <w:r>
-        <w:t xml:space="preserve"> chu </w:t>
-      </w:r>
-      <w:proofErr w:type="spellStart"/>
-      <w:r>
-        <w:t>kỳ</w:t>
-      </w:r>
-      <w:proofErr w:type="spellEnd"/>
-      <w:r>
-        <w:t xml:space="preserve"> </w:t>
-      </w:r>
-      <w:proofErr w:type="spellStart"/>
-      <w:r>
-        <w:t>vì</w:t>
-      </w:r>
-      <w:proofErr w:type="spellEnd"/>
-      <w:r>
-        <w:t xml:space="preserve"> </w:t>
-      </w:r>
-      <w:proofErr w:type="spellStart"/>
-      <w:r>
-        <w:t>mạch</w:t>
-      </w:r>
-      <w:proofErr w:type="spellEnd"/>
-      <w:r>
-        <w:t xml:space="preserve"> </w:t>
-      </w:r>
-      <w:proofErr w:type="spellStart"/>
-      <w:r>
-        <w:t>đi</w:t>
-      </w:r>
-      <w:proofErr w:type="spellEnd"/>
-      <w:r>
-        <w:t xml:space="preserve"> qua </w:t>
-      </w:r>
-      <w:proofErr w:type="spellStart"/>
-      <w:r>
-        <w:t>opto</w:t>
-      </w:r>
-      <w:proofErr w:type="spellEnd"/>
-      <w:r>
-        <w:t xml:space="preserve"> </w:t>
-      </w:r>
-      <w:proofErr w:type="spellStart"/>
-      <w:r>
-        <w:t>nên</w:t>
-      </w:r>
-      <w:proofErr w:type="spellEnd"/>
-      <w:r>
-        <w:t xml:space="preserve"> chu </w:t>
-      </w:r>
-      <w:proofErr w:type="spellStart"/>
-      <w:r>
-        <w:t>kỳ</w:t>
-      </w:r>
-      <w:proofErr w:type="spellEnd"/>
-      <w:r>
-        <w:t xml:space="preserve"> </w:t>
-      </w:r>
-      <w:proofErr w:type="spellStart"/>
-      <w:r>
-        <w:t>bị</w:t>
-      </w:r>
-      <w:proofErr w:type="spellEnd"/>
-      <w:r>
-        <w:t xml:space="preserve"> </w:t>
-      </w:r>
-      <w:proofErr w:type="spellStart"/>
-      <w:r>
-        <w:t>đảo</w:t>
-      </w:r>
-      <w:proofErr w:type="spellEnd"/>
-      <w:r>
-        <w:t xml:space="preserve"> </w:t>
-      </w:r>
-      <w:proofErr w:type="spellStart"/>
-      <w:r>
-        <w:t>ngược</w:t>
-      </w:r>
-      <w:proofErr w:type="spellEnd"/>
+        <w:t>Thay đổi lại chu kỳ vì mạch đi qua opto nên chu kỳ bị đảo ngược</w:t>
+      </w:r>
     </w:p>
     <w:p>
       <w:pPr>
@@ -239,15 +88,7 @@
         </w:numPr>
       </w:pPr>
       <w:r>
-        <w:t xml:space="preserve">VD Duty Cycle 10% + </w:t>
-      </w:r>
-      <w:proofErr w:type="spellStart"/>
-      <w:r>
-        <w:t>Opto</w:t>
-      </w:r>
-      <w:proofErr w:type="spellEnd"/>
-      <w:r>
-        <w:t xml:space="preserve"> </w:t>
+        <w:t xml:space="preserve">VD Duty Cycle 10% + Opto </w:t>
       </w:r>
       <w:r>
         <w:sym w:font="Wingdings" w:char="F0E0"/>
@@ -259,45 +100,8 @@
         <w:sym w:font="Wingdings" w:char="F0E0"/>
       </w:r>
       <w:r>
-        <w:t xml:space="preserve"> </w:t>
-      </w:r>
-      <w:proofErr w:type="spellStart"/>
-      <w:r>
-        <w:t>Bị</w:t>
-      </w:r>
-      <w:proofErr w:type="spellEnd"/>
-      <w:r>
-        <w:t xml:space="preserve"> </w:t>
-      </w:r>
-      <w:proofErr w:type="spellStart"/>
-      <w:r>
-        <w:t>đảo</w:t>
-      </w:r>
-      <w:proofErr w:type="spellEnd"/>
-      <w:r>
-        <w:t xml:space="preserve"> </w:t>
-      </w:r>
-      <w:proofErr w:type="spellStart"/>
-      <w:r>
-        <w:t>ngược</w:t>
-      </w:r>
-      <w:proofErr w:type="spellEnd"/>
-      <w:r>
-        <w:t xml:space="preserve">, </w:t>
-      </w:r>
-      <w:proofErr w:type="spellStart"/>
-      <w:r>
-        <w:t>nguy</w:t>
-      </w:r>
-      <w:proofErr w:type="spellEnd"/>
-      <w:r>
-        <w:t xml:space="preserve"> </w:t>
-      </w:r>
-      <w:proofErr w:type="spellStart"/>
-      <w:r>
-        <w:t>hiểm</w:t>
-      </w:r>
-      <w:proofErr w:type="spellEnd"/>
+        <w:t xml:space="preserve"> Bị đảo ngược, nguy hiểm</w:t>
+      </w:r>
     </w:p>
     <w:p>
       <w:pPr>
@@ -308,63 +112,7 @@
         </w:numPr>
       </w:pPr>
       <w:r>
-        <w:t xml:space="preserve">Phương </w:t>
-      </w:r>
-      <w:proofErr w:type="spellStart"/>
-      <w:r>
-        <w:t>án</w:t>
-      </w:r>
-      <w:proofErr w:type="spellEnd"/>
-      <w:r>
-        <w:t xml:space="preserve">: </w:t>
-      </w:r>
-      <w:proofErr w:type="spellStart"/>
-      <w:r>
-        <w:t>đảo</w:t>
-      </w:r>
-      <w:proofErr w:type="spellEnd"/>
-      <w:r>
-        <w:t xml:space="preserve"> </w:t>
-      </w:r>
-      <w:proofErr w:type="spellStart"/>
-      <w:r>
-        <w:t>ngược</w:t>
-      </w:r>
-      <w:proofErr w:type="spellEnd"/>
-      <w:r>
-        <w:t xml:space="preserve"> </w:t>
-      </w:r>
-      <w:proofErr w:type="spellStart"/>
-      <w:r>
-        <w:t>lại</w:t>
-      </w:r>
-      <w:proofErr w:type="spellEnd"/>
-      <w:r>
-        <w:t xml:space="preserve"> chu </w:t>
-      </w:r>
-      <w:proofErr w:type="spellStart"/>
-      <w:r>
-        <w:t>kỳ</w:t>
-      </w:r>
-      <w:proofErr w:type="spellEnd"/>
-      <w:r>
-        <w:t xml:space="preserve"> LOW – HIGH (0 – 1) </w:t>
-      </w:r>
-      <w:proofErr w:type="spellStart"/>
-      <w:r>
-        <w:t>là</w:t>
-      </w:r>
-      <w:proofErr w:type="spellEnd"/>
-      <w:r>
-        <w:t xml:space="preserve"> </w:t>
-      </w:r>
-      <w:proofErr w:type="spellStart"/>
-      <w:r>
-        <w:t>xong</w:t>
-      </w:r>
-      <w:proofErr w:type="spellEnd"/>
-      <w:r>
-        <w:t xml:space="preserve"> </w:t>
+        <w:t xml:space="preserve">Phương án: đảo ngược lại chu kỳ LOW – HIGH (0 – 1) là xong </w:t>
       </w:r>
     </w:p>
     <w:p>
@@ -424,54 +172,17 @@
         </w:numPr>
       </w:pPr>
       <w:r>
-        <w:t xml:space="preserve">Thay </w:t>
-      </w:r>
-      <w:proofErr w:type="spellStart"/>
-      <w:r>
-        <w:t>vì</w:t>
-      </w:r>
-      <w:proofErr w:type="spellEnd"/>
+        <w:t>Thay vì dùng switch</w:t>
+      </w:r>
       <w:r>
         <w:t xml:space="preserve"> </w:t>
       </w:r>
-      <w:proofErr w:type="spellStart"/>
-      <w:r>
-        <w:t>dùng</w:t>
-      </w:r>
-      <w:proofErr w:type="spellEnd"/>
-      <w:r>
-        <w:t xml:space="preserve"> switch</w:t>
-      </w:r>
-      <w:r>
-        <w:t xml:space="preserve"> </w:t>
-      </w:r>
       <w:r>
         <w:sym w:font="Wingdings" w:char="F0E0"/>
       </w:r>
       <w:r>
-        <w:t xml:space="preserve"> </w:t>
-      </w:r>
-      <w:proofErr w:type="spellStart"/>
-      <w:r>
-        <w:t>dùng</w:t>
-      </w:r>
-      <w:proofErr w:type="spellEnd"/>
-      <w:r>
-        <w:t xml:space="preserve"> </w:t>
-      </w:r>
-      <w:proofErr w:type="spellStart"/>
-      <w:r>
-        <w:t>nút</w:t>
-      </w:r>
-      <w:proofErr w:type="spellEnd"/>
-      <w:r>
-        <w:t xml:space="preserve"> </w:t>
-      </w:r>
-      <w:proofErr w:type="spellStart"/>
-      <w:r>
-        <w:t>bấm</w:t>
-      </w:r>
-      <w:proofErr w:type="spellEnd"/>
+        <w:t xml:space="preserve"> dùng nút bấm</w:t>
+      </w:r>
     </w:p>
     <w:p>
       <w:pPr>
@@ -481,101 +192,11 @@
           <w:numId w:val="1"/>
         </w:numPr>
       </w:pPr>
-      <w:proofErr w:type="spellStart"/>
-      <w:r>
-        <w:t>Phiên</w:t>
-      </w:r>
-      <w:proofErr w:type="spellEnd"/>
-      <w:r>
-        <w:t xml:space="preserve"> </w:t>
-      </w:r>
-      <w:proofErr w:type="spellStart"/>
-      <w:r>
-        <w:t>bản</w:t>
-      </w:r>
-      <w:proofErr w:type="spellEnd"/>
-      <w:r>
-        <w:t xml:space="preserve"> </w:t>
-      </w:r>
-      <w:proofErr w:type="spellStart"/>
-      <w:r>
-        <w:t>tự</w:t>
-      </w:r>
-      <w:proofErr w:type="spellEnd"/>
-      <w:r>
-        <w:t xml:space="preserve"> </w:t>
-      </w:r>
-      <w:proofErr w:type="spellStart"/>
-      <w:r>
-        <w:t>làm</w:t>
-      </w:r>
-      <w:proofErr w:type="spellEnd"/>
-      <w:r>
-        <w:t xml:space="preserve">: </w:t>
-      </w:r>
-      <w:proofErr w:type="spellStart"/>
-      <w:r>
-        <w:t>Chưa</w:t>
-      </w:r>
-      <w:proofErr w:type="spellEnd"/>
-      <w:r>
-        <w:t xml:space="preserve"> </w:t>
-      </w:r>
-      <w:proofErr w:type="spellStart"/>
-      <w:r>
-        <w:t>có</w:t>
-      </w:r>
-      <w:proofErr w:type="spellEnd"/>
-      <w:r>
-        <w:t xml:space="preserve"> </w:t>
-      </w:r>
-      <w:proofErr w:type="spellStart"/>
-      <w:r>
-        <w:t>công</w:t>
-      </w:r>
-      <w:proofErr w:type="spellEnd"/>
-      <w:r>
-        <w:t xml:space="preserve"> </w:t>
-      </w:r>
-      <w:proofErr w:type="spellStart"/>
-      <w:r>
-        <w:t>tắc</w:t>
-      </w:r>
-      <w:proofErr w:type="spellEnd"/>
-      <w:r>
-        <w:t xml:space="preserve"> fail – safe </w:t>
-      </w:r>
-      <w:proofErr w:type="spellStart"/>
-      <w:r>
-        <w:t>trường</w:t>
-      </w:r>
-      <w:proofErr w:type="spellEnd"/>
-      <w:r>
-        <w:t xml:space="preserve"> </w:t>
-      </w:r>
-      <w:proofErr w:type="spellStart"/>
-      <w:r>
-        <w:t>hợp</w:t>
-      </w:r>
-      <w:proofErr w:type="spellEnd"/>
-      <w:r>
-        <w:t xml:space="preserve"> Duty Cycle </w:t>
-      </w:r>
-      <w:proofErr w:type="spellStart"/>
-      <w:r>
-        <w:t>lớn</w:t>
-      </w:r>
-      <w:proofErr w:type="spellEnd"/>
-      <w:r>
-        <w:t xml:space="preserve"> </w:t>
-      </w:r>
-      <w:proofErr w:type="spellStart"/>
-      <w:r>
-        <w:t>hơn</w:t>
-      </w:r>
-      <w:proofErr w:type="spellEnd"/>
-      <w:r>
-        <w:t xml:space="preserve"> 50%</w:t>
+      <w:r>
+        <w:t xml:space="preserve">Phiên bản tự làm: </w:t>
+      </w:r>
+      <w:r>
+        <w:t>Chưa có công tắc fail – safe trường hợp Duty Cycle lớn hơn 50%</w:t>
       </w:r>
     </w:p>
     <w:p>
@@ -586,105 +207,15 @@
           <w:numId w:val="1"/>
         </w:numPr>
       </w:pPr>
-      <w:proofErr w:type="spellStart"/>
-      <w:r>
-        <w:t>Phiên</w:t>
-      </w:r>
-      <w:proofErr w:type="spellEnd"/>
-      <w:r>
-        <w:t xml:space="preserve"> </w:t>
-      </w:r>
-      <w:proofErr w:type="spellStart"/>
-      <w:r>
-        <w:t>bản</w:t>
-      </w:r>
-      <w:proofErr w:type="spellEnd"/>
-      <w:r>
-        <w:t xml:space="preserve"> AI: </w:t>
-      </w:r>
-      <w:proofErr w:type="spellStart"/>
-      <w:r>
-        <w:t>Có</w:t>
-      </w:r>
-      <w:proofErr w:type="spellEnd"/>
-      <w:r>
-        <w:t xml:space="preserve"> </w:t>
-      </w:r>
-      <w:proofErr w:type="spellStart"/>
-      <w:r>
-        <w:t>công</w:t>
-      </w:r>
-      <w:proofErr w:type="spellEnd"/>
-      <w:r>
-        <w:t xml:space="preserve"> </w:t>
-      </w:r>
-      <w:proofErr w:type="spellStart"/>
-      <w:r>
-        <w:t>tắc</w:t>
-      </w:r>
-      <w:proofErr w:type="spellEnd"/>
-      <w:r>
-        <w:t xml:space="preserve"> fail-safe </w:t>
-      </w:r>
-      <w:proofErr w:type="spellStart"/>
-      <w:r>
-        <w:t>nhưng</w:t>
-      </w:r>
-      <w:proofErr w:type="spellEnd"/>
-      <w:r>
-        <w:t xml:space="preserve"> </w:t>
-      </w:r>
-      <w:proofErr w:type="spellStart"/>
-      <w:r>
-        <w:t>không</w:t>
-      </w:r>
-      <w:proofErr w:type="spellEnd"/>
-      <w:r>
-        <w:t xml:space="preserve"> </w:t>
-      </w:r>
-      <w:proofErr w:type="spellStart"/>
-      <w:r>
-        <w:t>chạy</w:t>
-      </w:r>
-      <w:proofErr w:type="spellEnd"/>
-      <w:r>
-        <w:t xml:space="preserve"> </w:t>
+      <w:r>
+        <w:t xml:space="preserve">Phiên bản AI: Có công tắc fail-safe nhưng không chạy </w:t>
       </w:r>
       <w:r>
         <w:sym w:font="Wingdings" w:char="F0E0"/>
       </w:r>
       <w:r>
-        <w:t xml:space="preserve"> </w:t>
-      </w:r>
-      <w:proofErr w:type="spellStart"/>
-      <w:r>
-        <w:t>chưa</w:t>
-      </w:r>
-      <w:proofErr w:type="spellEnd"/>
-      <w:r>
-        <w:t xml:space="preserve"> </w:t>
-      </w:r>
-      <w:proofErr w:type="spellStart"/>
-      <w:r>
-        <w:t>biết</w:t>
-      </w:r>
-      <w:proofErr w:type="spellEnd"/>
-      <w:r>
-        <w:t xml:space="preserve"> </w:t>
-      </w:r>
-      <w:proofErr w:type="spellStart"/>
-      <w:r>
-        <w:t>nguyên</w:t>
-      </w:r>
-      <w:proofErr w:type="spellEnd"/>
-      <w:r>
-        <w:t xml:space="preserve"> </w:t>
-      </w:r>
-      <w:proofErr w:type="spellStart"/>
-      <w:r>
-        <w:t>nhân</w:t>
-      </w:r>
-      <w:proofErr w:type="spellEnd"/>
+        <w:t xml:space="preserve"> chưa biết nguyên nhân</w:t>
+      </w:r>
     </w:p>
     <w:p/>
     <w:p>
@@ -700,141 +231,11 @@
           <w:numId w:val="1"/>
         </w:numPr>
       </w:pPr>
-      <w:proofErr w:type="spellStart"/>
-      <w:r>
-        <w:t>Đã</w:t>
-      </w:r>
-      <w:proofErr w:type="spellEnd"/>
-      <w:r>
-        <w:t xml:space="preserve"> </w:t>
-      </w:r>
-      <w:proofErr w:type="spellStart"/>
-      <w:r>
-        <w:t>có</w:t>
-      </w:r>
-      <w:proofErr w:type="spellEnd"/>
-      <w:r>
-        <w:t xml:space="preserve"> </w:t>
-      </w:r>
-      <w:proofErr w:type="spellStart"/>
-      <w:r>
-        <w:t>công</w:t>
-      </w:r>
-      <w:proofErr w:type="spellEnd"/>
-      <w:r>
-        <w:t xml:space="preserve"> </w:t>
-      </w:r>
-      <w:proofErr w:type="spellStart"/>
-      <w:r>
-        <w:t>tắc</w:t>
-      </w:r>
-      <w:proofErr w:type="spellEnd"/>
-      <w:r>
-        <w:t xml:space="preserve"> fail-safe </w:t>
-      </w:r>
-      <w:proofErr w:type="spellStart"/>
-      <w:r>
-        <w:t>nhưng</w:t>
-      </w:r>
-      <w:proofErr w:type="spellEnd"/>
-      <w:r>
-        <w:t xml:space="preserve"> </w:t>
-      </w:r>
-      <w:proofErr w:type="spellStart"/>
-      <w:r>
-        <w:t>phần</w:t>
-      </w:r>
-      <w:proofErr w:type="spellEnd"/>
-      <w:r>
-        <w:t xml:space="preserve"> </w:t>
-      </w:r>
-      <w:proofErr w:type="spellStart"/>
-      <w:r>
-        <w:t>nút</w:t>
-      </w:r>
-      <w:proofErr w:type="spellEnd"/>
-      <w:r>
-        <w:t xml:space="preserve"> </w:t>
-      </w:r>
-      <w:proofErr w:type="spellStart"/>
-      <w:r>
-        <w:t>bấm</w:t>
-      </w:r>
-      <w:proofErr w:type="spellEnd"/>
-      <w:r>
-        <w:t xml:space="preserve"> </w:t>
-      </w:r>
-      <w:proofErr w:type="spellStart"/>
-      <w:r>
-        <w:t>có</w:t>
-      </w:r>
-      <w:proofErr w:type="spellEnd"/>
-      <w:r>
-        <w:t xml:space="preserve"> </w:t>
-      </w:r>
-      <w:proofErr w:type="spellStart"/>
-      <w:r>
-        <w:t>vẻ</w:t>
-      </w:r>
-      <w:proofErr w:type="spellEnd"/>
-      <w:r>
-        <w:t xml:space="preserve"> </w:t>
-      </w:r>
-      <w:proofErr w:type="spellStart"/>
-      <w:r>
-        <w:t>không</w:t>
-      </w:r>
-      <w:proofErr w:type="spellEnd"/>
-      <w:r>
-        <w:t xml:space="preserve"> </w:t>
-      </w:r>
-      <w:proofErr w:type="spellStart"/>
-      <w:r>
-        <w:t>ổn</w:t>
-      </w:r>
-      <w:proofErr w:type="spellEnd"/>
-      <w:r>
-        <w:t xml:space="preserve"> </w:t>
-      </w:r>
-      <w:proofErr w:type="spellStart"/>
-      <w:r>
-        <w:t>định</w:t>
-      </w:r>
-      <w:proofErr w:type="spellEnd"/>
-      <w:r>
-        <w:t xml:space="preserve"> </w:t>
-      </w:r>
-      <w:proofErr w:type="spellStart"/>
-      <w:r>
-        <w:t>lắm</w:t>
-      </w:r>
-      <w:proofErr w:type="spellEnd"/>
-      <w:r>
-        <w:t xml:space="preserve">, </w:t>
-      </w:r>
-      <w:proofErr w:type="spellStart"/>
-      <w:r>
-        <w:t>có</w:t>
-      </w:r>
-      <w:proofErr w:type="spellEnd"/>
-      <w:r>
-        <w:t xml:space="preserve"> </w:t>
-      </w:r>
-      <w:proofErr w:type="spellStart"/>
-      <w:r>
-        <w:t>thể</w:t>
-      </w:r>
-      <w:proofErr w:type="spellEnd"/>
-      <w:r>
-        <w:t xml:space="preserve"> do </w:t>
-      </w:r>
-      <w:proofErr w:type="spellStart"/>
-      <w:r>
-        <w:t>phần</w:t>
-      </w:r>
-      <w:proofErr w:type="spellEnd"/>
-      <w:r>
-        <w:t xml:space="preserve"> debounce</w:t>
+      <w:r>
+        <w:t>Đã có công tắc fail-safe nhưng phần nút bấm có vẻ không ổn định lắm</w:t>
+      </w:r>
+      <w:r>
+        <w:t>, có thể do phần debounce</w:t>
       </w:r>
     </w:p>
     <w:p/>
@@ -851,85 +252,8 @@
           <w:numId w:val="1"/>
         </w:numPr>
       </w:pPr>
-      <w:proofErr w:type="spellStart"/>
-      <w:r>
-        <w:t>Chuyển</w:t>
-      </w:r>
-      <w:proofErr w:type="spellEnd"/>
-      <w:r>
-        <w:t xml:space="preserve"> </w:t>
-      </w:r>
-      <w:proofErr w:type="spellStart"/>
-      <w:r>
-        <w:t>về</w:t>
-      </w:r>
-      <w:proofErr w:type="spellEnd"/>
-      <w:r>
-        <w:t xml:space="preserve"> </w:t>
-      </w:r>
-      <w:proofErr w:type="spellStart"/>
-      <w:r>
-        <w:t>sử</w:t>
-      </w:r>
-      <w:proofErr w:type="spellEnd"/>
-      <w:r>
-        <w:t xml:space="preserve"> </w:t>
-      </w:r>
-      <w:proofErr w:type="spellStart"/>
-      <w:r>
-        <w:t>dụng</w:t>
-      </w:r>
-      <w:proofErr w:type="spellEnd"/>
-      <w:r>
-        <w:t xml:space="preserve"> switch </w:t>
-      </w:r>
-      <w:proofErr w:type="spellStart"/>
-      <w:r>
-        <w:t>để</w:t>
-      </w:r>
-      <w:proofErr w:type="spellEnd"/>
-      <w:r>
-        <w:t xml:space="preserve"> </w:t>
-      </w:r>
-      <w:proofErr w:type="spellStart"/>
-      <w:r>
-        <w:t>thay</w:t>
-      </w:r>
-      <w:proofErr w:type="spellEnd"/>
-      <w:r>
-        <w:t xml:space="preserve"> </w:t>
-      </w:r>
-      <w:proofErr w:type="spellStart"/>
-      <w:r>
-        <w:t>đổi</w:t>
-      </w:r>
-      <w:proofErr w:type="spellEnd"/>
-      <w:r>
-        <w:t xml:space="preserve"> </w:t>
-      </w:r>
-      <w:proofErr w:type="spellStart"/>
-      <w:r>
-        <w:t>tần</w:t>
-      </w:r>
-      <w:proofErr w:type="spellEnd"/>
-      <w:r>
-        <w:t xml:space="preserve"> </w:t>
-      </w:r>
-      <w:proofErr w:type="spellStart"/>
-      <w:r>
-        <w:t>số</w:t>
-      </w:r>
-      <w:proofErr w:type="spellEnd"/>
-      <w:r>
-        <w:t xml:space="preserve"> </w:t>
-      </w:r>
-      <w:proofErr w:type="spellStart"/>
-      <w:r>
-        <w:t>và</w:t>
-      </w:r>
-      <w:proofErr w:type="spellEnd"/>
-      <w:r>
-        <w:t xml:space="preserve"> duty cycle</w:t>
+      <w:r>
+        <w:t>Chuyển về sử dụng switch để thay đổi tần số và duty cycle</w:t>
       </w:r>
     </w:p>
     <w:p>
@@ -940,21 +264,8 @@
           <w:numId w:val="1"/>
         </w:numPr>
       </w:pPr>
-      <w:proofErr w:type="spellStart"/>
-      <w:r>
-        <w:t>Chưa</w:t>
-      </w:r>
-      <w:proofErr w:type="spellEnd"/>
-      <w:r>
-        <w:t xml:space="preserve"> </w:t>
-      </w:r>
-      <w:proofErr w:type="spellStart"/>
-      <w:r>
-        <w:t>có</w:t>
-      </w:r>
-      <w:proofErr w:type="spellEnd"/>
-      <w:r>
-        <w:t xml:space="preserve"> fail-safe</w:t>
+      <w:r>
+        <w:t>Chưa có fail-safe</w:t>
       </w:r>
     </w:p>
     <w:p>
@@ -965,41 +276,12 @@
           <w:numId w:val="1"/>
         </w:numPr>
       </w:pPr>
-      <w:proofErr w:type="spellStart"/>
       <w:r>
         <w:lastRenderedPageBreak/>
-        <w:t>Chưa</w:t>
-      </w:r>
-      <w:proofErr w:type="spellEnd"/>
-      <w:r>
-        <w:t xml:space="preserve"> test</w:t>
-      </w:r>
-      <w:r>
-        <w:t xml:space="preserve"> </w:t>
-      </w:r>
-      <w:proofErr w:type="spellStart"/>
-      <w:r>
-        <w:t>thực</w:t>
-      </w:r>
-      <w:proofErr w:type="spellEnd"/>
-      <w:r>
-        <w:t xml:space="preserve"> </w:t>
-      </w:r>
-      <w:proofErr w:type="spellStart"/>
-      <w:r>
-        <w:t>tế</w:t>
-      </w:r>
-      <w:proofErr w:type="spellEnd"/>
-      <w:r>
-        <w:t xml:space="preserve"> </w:t>
-      </w:r>
-      <w:proofErr w:type="spellStart"/>
-      <w:r>
-        <w:t>và</w:t>
-      </w:r>
-      <w:proofErr w:type="spellEnd"/>
-      <w:r>
-        <w:t xml:space="preserve"> test bench</w:t>
+        <w:t>Chưa test</w:t>
+      </w:r>
+      <w:r>
+        <w:t xml:space="preserve"> thực tế và test bench</w:t>
       </w:r>
     </w:p>
     <w:p>
@@ -1010,97 +292,15 @@
           <w:numId w:val="1"/>
         </w:numPr>
       </w:pPr>
-      <w:proofErr w:type="spellStart"/>
-      <w:r>
-        <w:t>Nhược</w:t>
-      </w:r>
-      <w:proofErr w:type="spellEnd"/>
-      <w:r>
-        <w:t xml:space="preserve"> </w:t>
-      </w:r>
-      <w:proofErr w:type="spellStart"/>
-      <w:r>
-        <w:t>điểm</w:t>
-      </w:r>
-      <w:proofErr w:type="spellEnd"/>
-      <w:r>
-        <w:t xml:space="preserve">: </w:t>
-      </w:r>
-      <w:proofErr w:type="spellStart"/>
-      <w:r>
-        <w:t>dùng</w:t>
-      </w:r>
-      <w:proofErr w:type="spellEnd"/>
-      <w:r>
-        <w:t xml:space="preserve"> </w:t>
-      </w:r>
-      <w:proofErr w:type="spellStart"/>
-      <w:r>
-        <w:t>nhiều</w:t>
-      </w:r>
-      <w:proofErr w:type="spellEnd"/>
-      <w:r>
-        <w:t xml:space="preserve"> switch + </w:t>
-      </w:r>
-      <w:proofErr w:type="spellStart"/>
-      <w:r>
-        <w:t>thanh</w:t>
-      </w:r>
-      <w:proofErr w:type="spellEnd"/>
-      <w:r>
-        <w:t xml:space="preserve"> </w:t>
-      </w:r>
-      <w:proofErr w:type="spellStart"/>
-      <w:r>
-        <w:t>ghi</w:t>
-      </w:r>
-      <w:proofErr w:type="spellEnd"/>
-      <w:r>
-        <w:t xml:space="preserve"> </w:t>
-      </w:r>
-      <w:proofErr w:type="spellStart"/>
-      <w:r>
-        <w:t>quá</w:t>
-      </w:r>
-      <w:proofErr w:type="spellEnd"/>
-      <w:r>
-        <w:t xml:space="preserve"> </w:t>
+      <w:r>
+        <w:t xml:space="preserve">Nhược điểm: dùng nhiều switch + thanh ghi quá </w:t>
       </w:r>
       <w:r>
         <w:sym w:font="Wingdings" w:char="F0E0"/>
       </w:r>
       <w:r>
-        <w:t xml:space="preserve"> </w:t>
-      </w:r>
-      <w:proofErr w:type="spellStart"/>
-      <w:r>
-        <w:t>thừa</w:t>
-      </w:r>
-      <w:proofErr w:type="spellEnd"/>
-      <w:r>
-        <w:t xml:space="preserve"> </w:t>
-      </w:r>
-      <w:proofErr w:type="spellStart"/>
-      <w:r>
-        <w:t>không</w:t>
-      </w:r>
-      <w:proofErr w:type="spellEnd"/>
-      <w:r>
-        <w:t xml:space="preserve"> </w:t>
-      </w:r>
-      <w:proofErr w:type="spellStart"/>
-      <w:r>
-        <w:t>cần</w:t>
-      </w:r>
-      <w:proofErr w:type="spellEnd"/>
-      <w:r>
-        <w:t xml:space="preserve"> </w:t>
-      </w:r>
-      <w:proofErr w:type="spellStart"/>
-      <w:r>
-        <w:t>thiết</w:t>
-      </w:r>
-      <w:proofErr w:type="spellEnd"/>
+        <w:t xml:space="preserve"> thừa không cần thiết</w:t>
+      </w:r>
     </w:p>
     <w:p/>
     <w:p>
@@ -1116,85 +316,8 @@
           <w:numId w:val="1"/>
         </w:numPr>
       </w:pPr>
-      <w:proofErr w:type="spellStart"/>
-      <w:r>
-        <w:t>Dùng</w:t>
-      </w:r>
-      <w:proofErr w:type="spellEnd"/>
-      <w:r>
-        <w:t xml:space="preserve"> </w:t>
-      </w:r>
-      <w:proofErr w:type="spellStart"/>
-      <w:r>
-        <w:t>ít</w:t>
-      </w:r>
-      <w:proofErr w:type="spellEnd"/>
-      <w:r>
-        <w:t xml:space="preserve"> switch </w:t>
-      </w:r>
-      <w:proofErr w:type="spellStart"/>
-      <w:r>
-        <w:t>để</w:t>
-      </w:r>
-      <w:proofErr w:type="spellEnd"/>
-      <w:r>
-        <w:t xml:space="preserve"> </w:t>
-      </w:r>
-      <w:proofErr w:type="spellStart"/>
-      <w:r>
-        <w:t>thay</w:t>
-      </w:r>
-      <w:proofErr w:type="spellEnd"/>
-      <w:r>
-        <w:t xml:space="preserve"> </w:t>
-      </w:r>
-      <w:proofErr w:type="spellStart"/>
-      <w:r>
-        <w:t>đổi</w:t>
-      </w:r>
-      <w:proofErr w:type="spellEnd"/>
-      <w:r>
-        <w:t xml:space="preserve"> </w:t>
-      </w:r>
-      <w:proofErr w:type="spellStart"/>
-      <w:r>
-        <w:t>cả</w:t>
-      </w:r>
-      <w:proofErr w:type="spellEnd"/>
-      <w:r>
-        <w:t xml:space="preserve"> </w:t>
-      </w:r>
-      <w:proofErr w:type="spellStart"/>
-      <w:r>
-        <w:t>tần</w:t>
-      </w:r>
-      <w:proofErr w:type="spellEnd"/>
-      <w:r>
-        <w:t xml:space="preserve"> </w:t>
-      </w:r>
-      <w:proofErr w:type="spellStart"/>
-      <w:r>
-        <w:t>số</w:t>
-      </w:r>
-      <w:proofErr w:type="spellEnd"/>
-      <w:r>
-        <w:t xml:space="preserve"> </w:t>
-      </w:r>
-      <w:proofErr w:type="spellStart"/>
-      <w:r>
-        <w:t>và</w:t>
-      </w:r>
-      <w:proofErr w:type="spellEnd"/>
-      <w:r>
-        <w:t xml:space="preserve"> </w:t>
-      </w:r>
-      <w:proofErr w:type="spellStart"/>
-      <w:r>
-        <w:t>cả</w:t>
-      </w:r>
-      <w:proofErr w:type="spellEnd"/>
-      <w:r>
-        <w:t xml:space="preserve"> Duty Cycle</w:t>
+      <w:r>
+        <w:t>Dùng ít switch để thay đổi cả tần số và cả Duty Cycle</w:t>
       </w:r>
     </w:p>
     <w:p>
@@ -1205,13 +328,8 @@
           <w:numId w:val="1"/>
         </w:numPr>
       </w:pPr>
-      <w:proofErr w:type="spellStart"/>
-      <w:r>
-        <w:t>Có</w:t>
-      </w:r>
-      <w:proofErr w:type="spellEnd"/>
-      <w:r>
-        <w:t xml:space="preserve"> fail-safe 15%</w:t>
+      <w:r>
+        <w:t>Có fail-safe 15%</w:t>
       </w:r>
       <w:r>
         <w:t xml:space="preserve"> Duty Cycle</w:t>
@@ -1231,69 +349,8 @@
           <w:numId w:val="1"/>
         </w:numPr>
       </w:pPr>
-      <w:proofErr w:type="spellStart"/>
-      <w:r>
-        <w:t>Không</w:t>
-      </w:r>
-      <w:proofErr w:type="spellEnd"/>
-      <w:r>
-        <w:t xml:space="preserve"> </w:t>
-      </w:r>
-      <w:proofErr w:type="spellStart"/>
-      <w:r>
-        <w:t>thay</w:t>
-      </w:r>
-      <w:proofErr w:type="spellEnd"/>
-      <w:r>
-        <w:t xml:space="preserve"> </w:t>
-      </w:r>
-      <w:proofErr w:type="spellStart"/>
-      <w:r>
-        <w:t>đổi</w:t>
-      </w:r>
-      <w:proofErr w:type="spellEnd"/>
-      <w:r>
-        <w:t xml:space="preserve"> </w:t>
-      </w:r>
-      <w:proofErr w:type="spellStart"/>
-      <w:r>
-        <w:t>tần</w:t>
-      </w:r>
-      <w:proofErr w:type="spellEnd"/>
-      <w:r>
-        <w:t xml:space="preserve"> </w:t>
-      </w:r>
-      <w:proofErr w:type="spellStart"/>
-      <w:r>
-        <w:t>số</w:t>
-      </w:r>
-      <w:proofErr w:type="spellEnd"/>
-      <w:r>
-        <w:t xml:space="preserve"> </w:t>
-      </w:r>
-      <w:proofErr w:type="spellStart"/>
-      <w:r>
-        <w:t>nữa</w:t>
-      </w:r>
-      <w:proofErr w:type="spellEnd"/>
-      <w:r>
-        <w:t xml:space="preserve">, </w:t>
-      </w:r>
-      <w:proofErr w:type="spellStart"/>
-      <w:r>
-        <w:t>để</w:t>
-      </w:r>
-      <w:proofErr w:type="spellEnd"/>
-      <w:r>
-        <w:t xml:space="preserve"> </w:t>
-      </w:r>
-      <w:proofErr w:type="spellStart"/>
-      <w:r>
-        <w:t>nguyên</w:t>
-      </w:r>
-      <w:proofErr w:type="spellEnd"/>
-      <w:r>
-        <w:t xml:space="preserve"> 25kHz</w:t>
+      <w:r>
+        <w:t>Không thay đổi tần số nữa, để nguyên 25kHz</w:t>
       </w:r>
     </w:p>
     <w:p>
@@ -1304,53 +361,8 @@
           <w:numId w:val="1"/>
         </w:numPr>
       </w:pPr>
-      <w:proofErr w:type="spellStart"/>
-      <w:r>
-        <w:t>Dùng</w:t>
-      </w:r>
-      <w:proofErr w:type="spellEnd"/>
-      <w:r>
-        <w:t xml:space="preserve"> 5 switch </w:t>
-      </w:r>
-      <w:proofErr w:type="spellStart"/>
-      <w:r>
-        <w:t>để</w:t>
-      </w:r>
-      <w:proofErr w:type="spellEnd"/>
-      <w:r>
-        <w:t xml:space="preserve"> </w:t>
-      </w:r>
-      <w:proofErr w:type="spellStart"/>
-      <w:r>
-        <w:t>chỉnh</w:t>
-      </w:r>
-      <w:proofErr w:type="spellEnd"/>
-      <w:r>
-        <w:t xml:space="preserve"> Duty Cycle 0-15%, </w:t>
-      </w:r>
-      <w:proofErr w:type="spellStart"/>
-      <w:r>
-        <w:t>mỗi</w:t>
-      </w:r>
-      <w:proofErr w:type="spellEnd"/>
-      <w:r>
-        <w:t xml:space="preserve"> </w:t>
-      </w:r>
-      <w:proofErr w:type="spellStart"/>
-      <w:r>
-        <w:t>lần</w:t>
-      </w:r>
-      <w:proofErr w:type="spellEnd"/>
-      <w:r>
-        <w:t xml:space="preserve"> </w:t>
-      </w:r>
-      <w:proofErr w:type="spellStart"/>
-      <w:r>
-        <w:t>chỉnh</w:t>
-      </w:r>
-      <w:proofErr w:type="spellEnd"/>
-      <w:r>
-        <w:t xml:space="preserve"> 1%. </w:t>
+      <w:r>
+        <w:t xml:space="preserve">Dùng 5 switch để chỉnh Duty Cycle 0-15%, mỗi lần chỉnh 1%. </w:t>
       </w:r>
     </w:p>
     <w:p>
@@ -1361,69 +373,11 @@
           <w:numId w:val="1"/>
         </w:numPr>
       </w:pPr>
-      <w:proofErr w:type="spellStart"/>
-      <w:r>
-        <w:t>Nếu</w:t>
-      </w:r>
-      <w:proofErr w:type="spellEnd"/>
-      <w:r>
-        <w:t xml:space="preserve"> </w:t>
-      </w:r>
-      <w:proofErr w:type="spellStart"/>
-      <w:r>
-        <w:t>chỉnh</w:t>
-      </w:r>
-      <w:proofErr w:type="spellEnd"/>
-      <w:r>
-        <w:t xml:space="preserve"> </w:t>
-      </w:r>
-      <w:proofErr w:type="spellStart"/>
-      <w:r>
-        <w:t>quá</w:t>
-      </w:r>
-      <w:proofErr w:type="spellEnd"/>
-      <w:r>
-        <w:t xml:space="preserve"> </w:t>
-      </w:r>
-      <w:proofErr w:type="spellStart"/>
-      <w:r>
-        <w:t>thì</w:t>
-      </w:r>
-      <w:proofErr w:type="spellEnd"/>
-      <w:r>
-        <w:t xml:space="preserve"> Duty Cycle </w:t>
-      </w:r>
-      <w:proofErr w:type="spellStart"/>
-      <w:r>
-        <w:t>sẽ</w:t>
-      </w:r>
-      <w:proofErr w:type="spellEnd"/>
-      <w:r>
-        <w:t xml:space="preserve"> </w:t>
-      </w:r>
-      <w:proofErr w:type="spellStart"/>
-      <w:r>
-        <w:t>bị</w:t>
-      </w:r>
-      <w:proofErr w:type="spellEnd"/>
-      <w:r>
-        <w:t xml:space="preserve"> </w:t>
-      </w:r>
-      <w:proofErr w:type="spellStart"/>
-      <w:r>
-        <w:t>gán</w:t>
-      </w:r>
-      <w:proofErr w:type="spellEnd"/>
-      <w:r>
-        <w:t xml:space="preserve"> </w:t>
-      </w:r>
-      <w:proofErr w:type="spellStart"/>
-      <w:r>
-        <w:t>mức</w:t>
-      </w:r>
-      <w:proofErr w:type="spellEnd"/>
-      <w:r>
-        <w:t xml:space="preserve"> 15%</w:t>
+      <w:r>
+        <w:t xml:space="preserve">Nếu chỉnh quá </w:t>
+      </w:r>
+      <w:r>
+        <w:t>thì Duty Cycle sẽ bị gán mức 15%</w:t>
       </w:r>
     </w:p>
     <w:p>
@@ -1434,101 +388,8 @@
           <w:numId w:val="1"/>
         </w:numPr>
       </w:pPr>
-      <w:proofErr w:type="spellStart"/>
-      <w:r>
-        <w:t>Có</w:t>
-      </w:r>
-      <w:proofErr w:type="spellEnd"/>
-      <w:r>
-        <w:t xml:space="preserve"> 15 led </w:t>
-      </w:r>
-      <w:proofErr w:type="spellStart"/>
-      <w:r>
-        <w:t>sáng</w:t>
-      </w:r>
-      <w:proofErr w:type="spellEnd"/>
-      <w:r>
-        <w:t xml:space="preserve"> </w:t>
-      </w:r>
-      <w:proofErr w:type="spellStart"/>
-      <w:r>
-        <w:t>đủ</w:t>
-      </w:r>
-      <w:proofErr w:type="spellEnd"/>
-      <w:r>
-        <w:t xml:space="preserve"> </w:t>
-      </w:r>
-      <w:proofErr w:type="spellStart"/>
-      <w:r>
-        <w:t>mức</w:t>
-      </w:r>
-      <w:proofErr w:type="spellEnd"/>
-      <w:r>
-        <w:t xml:space="preserve"> 15% </w:t>
-      </w:r>
-      <w:proofErr w:type="spellStart"/>
-      <w:r>
-        <w:t>và</w:t>
-      </w:r>
-      <w:proofErr w:type="spellEnd"/>
-      <w:r>
-        <w:t xml:space="preserve"> 1 led </w:t>
-      </w:r>
-      <w:proofErr w:type="spellStart"/>
-      <w:r>
-        <w:t>cảnh</w:t>
-      </w:r>
-      <w:proofErr w:type="spellEnd"/>
-      <w:r>
-        <w:t xml:space="preserve"> </w:t>
-      </w:r>
-      <w:proofErr w:type="spellStart"/>
-      <w:r>
-        <w:t>báo</w:t>
-      </w:r>
-      <w:proofErr w:type="spellEnd"/>
-      <w:r>
-        <w:t xml:space="preserve"> </w:t>
-      </w:r>
-      <w:proofErr w:type="spellStart"/>
-      <w:r>
-        <w:t>nếu</w:t>
-      </w:r>
-      <w:proofErr w:type="spellEnd"/>
-      <w:r>
-        <w:t xml:space="preserve"> </w:t>
-      </w:r>
-      <w:proofErr w:type="spellStart"/>
-      <w:r>
-        <w:t>đang</w:t>
-      </w:r>
-      <w:proofErr w:type="spellEnd"/>
-      <w:r>
-        <w:t xml:space="preserve"> </w:t>
-      </w:r>
-      <w:proofErr w:type="spellStart"/>
-      <w:r>
-        <w:t>cố</w:t>
-      </w:r>
-      <w:proofErr w:type="spellEnd"/>
-      <w:r>
-        <w:t xml:space="preserve"> </w:t>
-      </w:r>
-      <w:proofErr w:type="spellStart"/>
-      <w:r>
-        <w:t>gán</w:t>
-      </w:r>
-      <w:proofErr w:type="spellEnd"/>
-      <w:r>
-        <w:t xml:space="preserve"> </w:t>
-      </w:r>
-      <w:proofErr w:type="spellStart"/>
-      <w:r>
-        <w:t>quá</w:t>
-      </w:r>
-      <w:proofErr w:type="spellEnd"/>
-      <w:r>
-        <w:t xml:space="preserve"> 15%</w:t>
+      <w:r>
+        <w:t>Có 15 led sáng đủ mức 15% và 1 led cảnh báo nếu đang cố gán quá 15%</w:t>
       </w:r>
     </w:p>
     <w:p/>
@@ -1545,89 +406,15 @@
           <w:numId w:val="1"/>
         </w:numPr>
       </w:pPr>
-      <w:proofErr w:type="spellStart"/>
-      <w:r>
-        <w:t>Cần</w:t>
-      </w:r>
-      <w:proofErr w:type="spellEnd"/>
-      <w:r>
-        <w:t xml:space="preserve"> </w:t>
-      </w:r>
-      <w:proofErr w:type="spellStart"/>
-      <w:r>
-        <w:t>t</w:t>
-      </w:r>
-      <w:r>
-        <w:t>ối</w:t>
-      </w:r>
-      <w:proofErr w:type="spellEnd"/>
-      <w:r>
-        <w:t xml:space="preserve"> </w:t>
-      </w:r>
-      <w:proofErr w:type="spellStart"/>
-      <w:r>
-        <w:t>ưu</w:t>
-      </w:r>
-      <w:proofErr w:type="spellEnd"/>
-      <w:r>
-        <w:t xml:space="preserve"> </w:t>
-      </w:r>
-      <w:proofErr w:type="spellStart"/>
-      <w:r>
-        <w:t>lại</w:t>
-      </w:r>
-      <w:proofErr w:type="spellEnd"/>
-      <w:r>
-        <w:t xml:space="preserve"> code, </w:t>
-      </w:r>
-      <w:proofErr w:type="spellStart"/>
-      <w:r>
-        <w:t>giảm</w:t>
-      </w:r>
-      <w:proofErr w:type="spellEnd"/>
-      <w:r>
-        <w:t xml:space="preserve"> </w:t>
-      </w:r>
-      <w:proofErr w:type="spellStart"/>
-      <w:r>
-        <w:t>b</w:t>
-      </w:r>
-      <w:r>
-        <w:t>ớt</w:t>
-      </w:r>
-      <w:proofErr w:type="spellEnd"/>
-      <w:r>
-        <w:t xml:space="preserve"> </w:t>
-      </w:r>
-      <w:proofErr w:type="spellStart"/>
-      <w:r>
-        <w:t>phần</w:t>
-      </w:r>
-      <w:proofErr w:type="spellEnd"/>
-      <w:r>
-        <w:t xml:space="preserve"> </w:t>
-      </w:r>
-      <w:proofErr w:type="spellStart"/>
-      <w:r>
-        <w:t>cứng</w:t>
-      </w:r>
-      <w:proofErr w:type="spellEnd"/>
-      <w:r>
-        <w:t xml:space="preserve"> </w:t>
-      </w:r>
-      <w:proofErr w:type="spellStart"/>
-      <w:r>
-        <w:t>sử</w:t>
-      </w:r>
-      <w:proofErr w:type="spellEnd"/>
-      <w:r>
-        <w:t xml:space="preserve"> </w:t>
-      </w:r>
-      <w:proofErr w:type="spellStart"/>
-      <w:r>
-        <w:t>dụng</w:t>
-      </w:r>
-      <w:proofErr w:type="spellEnd"/>
+      <w:r>
+        <w:t>Cần t</w:t>
+      </w:r>
+      <w:r>
+        <w:t>ối ưu lại code, giảm b</w:t>
+      </w:r>
+      <w:r>
+        <w:t>ớt phần cứng sử dụng</w:t>
+      </w:r>
     </w:p>
     <w:p>
       <w:pPr>
@@ -1637,51 +424,14 @@
           <w:numId w:val="1"/>
         </w:numPr>
       </w:pPr>
-      <w:proofErr w:type="spellStart"/>
-      <w:r>
-        <w:t>Đổi</w:t>
-      </w:r>
-      <w:proofErr w:type="spellEnd"/>
-      <w:r>
-        <w:t xml:space="preserve"> </w:t>
-      </w:r>
-      <w:proofErr w:type="spellStart"/>
-      <w:r>
-        <w:t>lại</w:t>
-      </w:r>
-      <w:proofErr w:type="spellEnd"/>
-      <w:r>
-        <w:t xml:space="preserve"> </w:t>
-      </w:r>
-      <w:proofErr w:type="spellStart"/>
-      <w:r>
-        <w:t>tần</w:t>
-      </w:r>
-      <w:proofErr w:type="spellEnd"/>
-      <w:r>
-        <w:t xml:space="preserve"> </w:t>
-      </w:r>
-      <w:proofErr w:type="spellStart"/>
-      <w:r>
-        <w:t>số</w:t>
-      </w:r>
-      <w:proofErr w:type="spellEnd"/>
-      <w:r>
-        <w:t xml:space="preserve"> 3</w:t>
+      <w:r>
+        <w:t>Đổi lại tần số 3</w:t>
       </w:r>
       <w:r>
         <w:t>2</w:t>
       </w:r>
       <w:r>
-        <w:t xml:space="preserve">kHz </w:t>
-      </w:r>
-      <w:proofErr w:type="spellStart"/>
-      <w:r>
-        <w:t>và</w:t>
-      </w:r>
-      <w:proofErr w:type="spellEnd"/>
-      <w:r>
-        <w:t xml:space="preserve"> Duty Cycle Max = </w:t>
+        <w:t xml:space="preserve">kHz và Duty Cycle Max = </w:t>
       </w:r>
       <w:r>
         <w:t>23</w:t>
@@ -1691,6 +441,23 @@
       </w:r>
     </w:p>
     <w:p/>
+    <w:p>
+      <w:r>
+        <w:t>Ver09</w:t>
+      </w:r>
+    </w:p>
+    <w:p>
+      <w:pPr>
+        <w:pStyle w:val="ListParagraph"/>
+        <w:numPr>
+          <w:ilvl w:val="0"/>
+          <w:numId w:val="1"/>
+        </w:numPr>
+      </w:pPr>
+      <w:r>
+        <w:t>Đã thêm đèn led 7 thanh thành công</w:t>
+      </w:r>
+    </w:p>
     <w:p/>
     <w:sectPr>
       <w:pgSz w:w="12240" w:h="15840"/>
